--- a/Rodrigo/Vue .Net/Rodrigo Fernandez.docx
+++ b/Rodrigo/Vue .Net/Rodrigo Fernandez.docx
@@ -38,19 +38,7 @@
           <w:sz w:val="48"/>
           <w:szCs w:val="48"/>
         </w:rPr>
-        <w:t xml:space="preserve"> Fe</w:t>
-      </w:r>
-      <w:bookmarkStart w:id="0" w:name="_GoBack"/>
-      <w:bookmarkEnd w:id="0"/>
-      <w:r>
-        <w:rPr>
-          <w:b/>
-          <w:bCs/>
-          <w:kern w:val="36"/>
-          <w:sz w:val="48"/>
-          <w:szCs w:val="48"/>
-        </w:rPr>
-        <w:t>rn</w:t>
+        <w:t xml:space="preserve"> Fern</w:t>
       </w:r>
       <w:r>
         <w:rPr>
@@ -108,7 +96,23 @@
           <w:bCs/>
           <w:szCs w:val="24"/>
         </w:rPr>
-        <w:t>.js / Node.js Full Stack Engineer</w:t>
+        <w:t xml:space="preserve">.js / </w:t>
+      </w:r>
+      <w:r>
+        <w:rPr>
+          <w:b/>
+          <w:bCs/>
+          <w:szCs w:val="24"/>
+        </w:rPr>
+        <w:t>.NET</w:t>
+      </w:r>
+      <w:r>
+        <w:rPr>
+          <w:b/>
+          <w:bCs/>
+          <w:szCs w:val="24"/>
+        </w:rPr>
+        <w:t xml:space="preserve"> Full Stack Engineer</w:t>
       </w:r>
       <w:r>
         <w:rPr>
@@ -195,98 +199,84 @@
         </w:rPr>
       </w:pPr>
       <w:r>
-        <w:t xml:space="preserve">Senior </w:t>
+        <w:t xml:space="preserve">Senior Full Stack Engineer with strong experience building </w:t>
       </w:r>
       <w:r>
         <w:rPr>
           <w:rStyle w:val="Strong"/>
         </w:rPr>
-        <w:t>Vue.js 2.x–3.x / Node.js 12–20</w:t>
-      </w:r>
-      <w:r>
-        <w:t xml:space="preserve"> Full Stack Engineer with strong experience in </w:t>
-      </w:r>
+        <w:t xml:space="preserve">SaaS, </w:t>
+      </w:r>
+      <w:proofErr w:type="spellStart"/>
       <w:r>
         <w:rPr>
           <w:rStyle w:val="Strong"/>
         </w:rPr>
-        <w:t>SaaS, cloud platforms, digital commerce, and enterprise web applications</w:t>
-      </w:r>
-      <w:r>
-        <w:t xml:space="preserve">, building scalable dashboards, API-driven products, and modular frontend systems. Skilled in </w:t>
-      </w:r>
-      <w:proofErr w:type="spellStart"/>
+        <w:t>fintech</w:t>
+      </w:r>
+      <w:proofErr w:type="spellEnd"/>
       <w:r>
         <w:rPr>
           <w:rStyle w:val="Strong"/>
         </w:rPr>
-        <w:t>Vue</w:t>
-      </w:r>
-      <w:proofErr w:type="spellEnd"/>
+        <w:t>, healthcare, and cloud-service platforms</w:t>
+      </w:r>
+      <w:r>
+        <w:t xml:space="preserve"> using </w:t>
+      </w:r>
       <w:r>
         <w:rPr>
           <w:rStyle w:val="Strong"/>
         </w:rPr>
-        <w:t xml:space="preserve"> 2 Options API, </w:t>
-      </w:r>
-      <w:proofErr w:type="spellStart"/>
+        <w:t>Vue.js 2.6–3.4</w:t>
+      </w:r>
+      <w:r>
+        <w:t xml:space="preserve">, </w:t>
+      </w:r>
       <w:r>
         <w:rPr>
           <w:rStyle w:val="Strong"/>
         </w:rPr>
-        <w:t>Vue</w:t>
-      </w:r>
-      <w:proofErr w:type="spellEnd"/>
+        <w:t>.NET 6.0–8.0</w:t>
+      </w:r>
+      <w:r>
+        <w:t xml:space="preserve">, </w:t>
+      </w:r>
       <w:r>
         <w:rPr>
           <w:rStyle w:val="Strong"/>
         </w:rPr>
-        <w:t xml:space="preserve"> 3 Composition API, </w:t>
-      </w:r>
-      <w:proofErr w:type="spellStart"/>
+        <w:t>ASP.NET Core 6.0–8.0</w:t>
+      </w:r>
+      <w:r>
+        <w:t xml:space="preserve">, </w:t>
+      </w:r>
       <w:r>
         <w:rPr>
           <w:rStyle w:val="Strong"/>
         </w:rPr>
-        <w:t>Nuxt</w:t>
-      </w:r>
-      <w:proofErr w:type="spellEnd"/>
+        <w:t>C# 10–12</w:t>
+      </w:r>
+      <w:r>
+        <w:t xml:space="preserve">, and </w:t>
+      </w:r>
       <w:r>
         <w:rPr>
           <w:rStyle w:val="Strong"/>
         </w:rPr>
-        <w:t xml:space="preserve"> 2–3, Node.js, Express, </w:t>
-      </w:r>
-      <w:proofErr w:type="spellStart"/>
-      <w:r>
-        <w:rPr>
-          <w:rStyle w:val="Strong"/>
-        </w:rPr>
-        <w:t>NestJS</w:t>
-      </w:r>
-      <w:proofErr w:type="spellEnd"/>
-      <w:r>
-        <w:rPr>
-          <w:rStyle w:val="Strong"/>
-        </w:rPr>
-        <w:t>, PostgreSQL, MongoDB, AWS, Docker, CI/CD</w:t>
-      </w:r>
-      <w:r>
-        <w:t xml:space="preserve">, and performance-focused modernization. </w:t>
+        <w:t>SQL Server 2019–2022</w:t>
+      </w:r>
+      <w:r>
+        <w:t xml:space="preserve"> across modern web products. Skilled in migrating legacy MVC and Web API services into clean API-driven architectures, optimizing slow dashboards, fixing production memory leaks, and delivering secure role-based workflows. Known for flexible ownership across frontend, backend, database, </w:t>
       </w:r>
       <w:proofErr w:type="gramStart"/>
       <w:r>
-        <w:t xml:space="preserve">Known for resolving production bugs, migrating legacy </w:t>
-      </w:r>
-      <w:proofErr w:type="spellStart"/>
-      <w:r>
-        <w:t>Vue</w:t>
-      </w:r>
-      <w:proofErr w:type="spellEnd"/>
-      <w:r>
-        <w:t xml:space="preserve"> apps, improving API latency, and delivering secure, maintainable features across distributed teams.</w:t>
+        <w:t>CI</w:t>
       </w:r>
       <w:proofErr w:type="gramEnd"/>
+      <w:r>
+        <w:t>/CD, Azure, and AWS deployment while improving release quality, performance, observability, and long-term maintainability for distributed engineering teams.</w:t>
+      </w:r>
     </w:p>
     <w:p>
       <w:pPr>
@@ -318,7 +308,6 @@
     </w:p>
     <w:p>
       <w:pPr>
-        <w:pStyle w:val="ListParagraph"/>
         <w:numPr>
           <w:ilvl w:val="0"/>
           <w:numId w:val="24"/>
@@ -349,7 +338,7 @@
           <w:bCs/>
           <w:szCs w:val="24"/>
         </w:rPr>
-        <w:t>Vue.js 2.x–3.x</w:t>
+        <w:t>Vue.js 2.6–3.4</w:t>
       </w:r>
       <w:r>
         <w:rPr>
@@ -357,14 +346,84 @@
         </w:rPr>
         <w:t xml:space="preserve">, </w:t>
       </w:r>
-      <w:r>
-        <w:rPr>
-          <w:b/>
-          <w:bCs/>
-          <w:szCs w:val="24"/>
-        </w:rPr>
-        <w:t>Nuxt.js 2–3</w:t>
-      </w:r>
+      <w:proofErr w:type="spellStart"/>
+      <w:r>
+        <w:rPr>
+          <w:szCs w:val="24"/>
+        </w:rPr>
+        <w:t>Vuex</w:t>
+      </w:r>
+      <w:proofErr w:type="spellEnd"/>
+      <w:r>
+        <w:rPr>
+          <w:szCs w:val="24"/>
+        </w:rPr>
+        <w:t xml:space="preserve"> 3–4, </w:t>
+      </w:r>
+      <w:proofErr w:type="spellStart"/>
+      <w:r>
+        <w:rPr>
+          <w:szCs w:val="24"/>
+        </w:rPr>
+        <w:t>Pinia</w:t>
+      </w:r>
+      <w:proofErr w:type="spellEnd"/>
+      <w:r>
+        <w:rPr>
+          <w:szCs w:val="24"/>
+        </w:rPr>
+        <w:t xml:space="preserve"> 2.x, </w:t>
+      </w:r>
+      <w:proofErr w:type="spellStart"/>
+      <w:r>
+        <w:rPr>
+          <w:szCs w:val="24"/>
+        </w:rPr>
+        <w:t>Vue</w:t>
+      </w:r>
+      <w:proofErr w:type="spellEnd"/>
+      <w:r>
+        <w:rPr>
+          <w:szCs w:val="24"/>
+        </w:rPr>
+        <w:t xml:space="preserve"> Router 3–4, JavaScript ES6+, </w:t>
+      </w:r>
+      <w:proofErr w:type="spellStart"/>
+      <w:r>
+        <w:rPr>
+          <w:szCs w:val="24"/>
+        </w:rPr>
+        <w:t>TypeScript</w:t>
+      </w:r>
+      <w:proofErr w:type="spellEnd"/>
+      <w:r>
+        <w:rPr>
+          <w:szCs w:val="24"/>
+        </w:rPr>
+        <w:t xml:space="preserve"> 4.5–5.4, HTML5, CSS3, SCSS, Bootstrap 4–5, Tailwind CSS 3.x, </w:t>
+      </w:r>
+      <w:proofErr w:type="spellStart"/>
+      <w:r>
+        <w:rPr>
+          <w:szCs w:val="24"/>
+        </w:rPr>
+        <w:t>Vuetify</w:t>
+      </w:r>
+      <w:proofErr w:type="spellEnd"/>
+      <w:r>
+        <w:rPr>
+          <w:szCs w:val="24"/>
+        </w:rPr>
+        <w:t xml:space="preserve"> 2–3, </w:t>
+      </w:r>
+      <w:proofErr w:type="spellStart"/>
+      <w:r>
+        <w:rPr>
+          <w:szCs w:val="24"/>
+        </w:rPr>
+        <w:t>Axios</w:t>
+      </w:r>
+      <w:proofErr w:type="spellEnd"/>
       <w:r>
         <w:rPr>
           <w:szCs w:val="24"/>
@@ -376,83 +435,32 @@
         <w:rPr>
           <w:szCs w:val="24"/>
         </w:rPr>
-        <w:t>Vuex</w:t>
+        <w:t>Vite</w:t>
       </w:r>
       <w:proofErr w:type="spellEnd"/>
       <w:r>
         <w:rPr>
           <w:szCs w:val="24"/>
         </w:rPr>
-        <w:t xml:space="preserve">, </w:t>
+        <w:t xml:space="preserve"> 4–5, </w:t>
       </w:r>
       <w:proofErr w:type="spellStart"/>
       <w:r>
         <w:rPr>
           <w:szCs w:val="24"/>
         </w:rPr>
-        <w:t>Pinia</w:t>
+        <w:t>Webpack</w:t>
       </w:r>
       <w:proofErr w:type="spellEnd"/>
       <w:r>
         <w:rPr>
           <w:szCs w:val="24"/>
         </w:rPr>
-        <w:t xml:space="preserve">, </w:t>
-      </w:r>
-      <w:proofErr w:type="spellStart"/>
-      <w:r>
-        <w:rPr>
-          <w:szCs w:val="24"/>
-        </w:rPr>
-        <w:t>Vue</w:t>
-      </w:r>
-      <w:proofErr w:type="spellEnd"/>
-      <w:r>
-        <w:rPr>
-          <w:szCs w:val="24"/>
-        </w:rPr>
-        <w:t xml:space="preserve"> Router, Composition API, Options API, </w:t>
-      </w:r>
-      <w:proofErr w:type="spellStart"/>
-      <w:r>
-        <w:rPr>
-          <w:szCs w:val="24"/>
-        </w:rPr>
-        <w:t>TypeScript</w:t>
-      </w:r>
-      <w:proofErr w:type="spellEnd"/>
-      <w:r>
-        <w:rPr>
-          <w:szCs w:val="24"/>
-        </w:rPr>
-        <w:t xml:space="preserve"> 4–5, JavaScript ES6+, HTML5, CSS3, Sass, Tailwind CSS, </w:t>
-      </w:r>
-      <w:proofErr w:type="spellStart"/>
-      <w:r>
-        <w:rPr>
-          <w:szCs w:val="24"/>
-        </w:rPr>
-        <w:t>Vuetify</w:t>
-      </w:r>
-      <w:proofErr w:type="spellEnd"/>
-      <w:r>
-        <w:rPr>
-          <w:szCs w:val="24"/>
-        </w:rPr>
-        <w:t xml:space="preserve">, Element UI, </w:t>
-      </w:r>
-      <w:proofErr w:type="spellStart"/>
-      <w:r>
-        <w:rPr>
-          <w:szCs w:val="24"/>
-        </w:rPr>
-        <w:t>BootstrapVue</w:t>
-      </w:r>
-      <w:proofErr w:type="spellEnd"/>
+        <w:t xml:space="preserve"> 4–5</w:t>
+      </w:r>
     </w:p>
     <w:p>
       <w:pPr>
-        <w:pStyle w:val="ListParagraph"/>
         <w:numPr>
           <w:ilvl w:val="0"/>
           <w:numId w:val="24"/>
@@ -483,60 +491,87 @@
           <w:bCs/>
           <w:szCs w:val="24"/>
         </w:rPr>
-        <w:t>Node.js 12–20</w:t>
-      </w:r>
-      <w:r>
-        <w:rPr>
-          <w:szCs w:val="24"/>
-        </w:rPr>
-        <w:t xml:space="preserve">, Express.js, </w:t>
+        <w:t>.NET 6.0–8.0</w:t>
+      </w:r>
+      <w:r>
+        <w:rPr>
+          <w:szCs w:val="24"/>
+        </w:rPr>
+        <w:t xml:space="preserve">, </w:t>
+      </w:r>
+      <w:r>
+        <w:rPr>
+          <w:b/>
+          <w:bCs/>
+          <w:szCs w:val="24"/>
+        </w:rPr>
+        <w:t>ASP.NET Core 6.0–8.0</w:t>
+      </w:r>
+      <w:r>
+        <w:rPr>
+          <w:szCs w:val="24"/>
+        </w:rPr>
+        <w:t xml:space="preserve">, C# 10–12, Web API, REST APIs, Minimal APIs, LINQ, </w:t>
       </w:r>
       <w:proofErr w:type="spellStart"/>
       <w:r>
         <w:rPr>
           <w:szCs w:val="24"/>
         </w:rPr>
-        <w:t>NestJS</w:t>
+        <w:t>MediatR</w:t>
       </w:r>
       <w:proofErr w:type="spellEnd"/>
       <w:r>
         <w:rPr>
           <w:szCs w:val="24"/>
         </w:rPr>
-        <w:t xml:space="preserve">, REST API, </w:t>
+        <w:t xml:space="preserve"> 10–12, </w:t>
       </w:r>
       <w:proofErr w:type="spellStart"/>
       <w:r>
         <w:rPr>
           <w:szCs w:val="24"/>
         </w:rPr>
-        <w:t>GraphQL</w:t>
+        <w:t>AutoMapper</w:t>
       </w:r>
       <w:proofErr w:type="spellEnd"/>
       <w:r>
         <w:rPr>
           <w:szCs w:val="24"/>
         </w:rPr>
-        <w:t xml:space="preserve">, </w:t>
+        <w:t xml:space="preserve"> 10–12, </w:t>
       </w:r>
       <w:proofErr w:type="spellStart"/>
       <w:r>
         <w:rPr>
           <w:szCs w:val="24"/>
         </w:rPr>
-        <w:t>WebSocket</w:t>
+        <w:t>SignalR</w:t>
       </w:r>
       <w:proofErr w:type="spellEnd"/>
       <w:r>
         <w:rPr>
           <w:szCs w:val="24"/>
         </w:rPr>
-        <w:t>, JWT, OAuth2, RBAC, API versioning, pagination, validation, error handling</w:t>
+        <w:t xml:space="preserve">, Background Services, </w:t>
+      </w:r>
+      <w:proofErr w:type="spellStart"/>
+      <w:r>
+        <w:rPr>
+          <w:szCs w:val="24"/>
+        </w:rPr>
+        <w:t>Hangfire</w:t>
+      </w:r>
+      <w:proofErr w:type="spellEnd"/>
+      <w:r>
+        <w:rPr>
+          <w:szCs w:val="24"/>
+        </w:rPr>
+        <w:t xml:space="preserve"> 1.7–1.8</w:t>
       </w:r>
     </w:p>
     <w:p>
       <w:pPr>
-        <w:pStyle w:val="ListParagraph"/>
         <w:numPr>
           <w:ilvl w:val="0"/>
           <w:numId w:val="24"/>
@@ -553,13 +588,27 @@
           <w:bCs/>
           <w:szCs w:val="24"/>
         </w:rPr>
-        <w:t>Databases:</w:t>
-      </w:r>
-      <w:r>
-        <w:rPr>
-          <w:szCs w:val="24"/>
-        </w:rPr>
-        <w:t xml:space="preserve"> PostgreSQL, MySQL, MongoDB, </w:t>
+        <w:t>Database:</w:t>
+      </w:r>
+      <w:r>
+        <w:rPr>
+          <w:szCs w:val="24"/>
+        </w:rPr>
+        <w:t xml:space="preserve"> </w:t>
+      </w:r>
+      <w:r>
+        <w:rPr>
+          <w:b/>
+          <w:bCs/>
+          <w:szCs w:val="24"/>
+        </w:rPr>
+        <w:t>SQL Server 2019–2022</w:t>
+      </w:r>
+      <w:r>
+        <w:rPr>
+          <w:szCs w:val="24"/>
+        </w:rPr>
+        <w:t xml:space="preserve">, PostgreSQL 12–15, Entity Framework Core 6.0–8.0, Dapper 2.x, Stored Procedures, Indexing, Query Optimization, </w:t>
       </w:r>
       <w:proofErr w:type="spellStart"/>
       <w:r>
@@ -573,54 +622,11 @@
         <w:rPr>
           <w:szCs w:val="24"/>
         </w:rPr>
-        <w:t xml:space="preserve">, </w:t>
-      </w:r>
-      <w:proofErr w:type="spellStart"/>
-      <w:r>
-        <w:rPr>
-          <w:szCs w:val="24"/>
-        </w:rPr>
-        <w:t>Sequelize</w:t>
-      </w:r>
-      <w:proofErr w:type="spellEnd"/>
-      <w:r>
-        <w:rPr>
-          <w:szCs w:val="24"/>
-        </w:rPr>
-        <w:t xml:space="preserve">, </w:t>
-      </w:r>
-      <w:proofErr w:type="spellStart"/>
-      <w:r>
-        <w:rPr>
-          <w:szCs w:val="24"/>
-        </w:rPr>
-        <w:t>Prisma</w:t>
-      </w:r>
-      <w:proofErr w:type="spellEnd"/>
-      <w:r>
-        <w:rPr>
-          <w:szCs w:val="24"/>
-        </w:rPr>
-        <w:t xml:space="preserve">, </w:t>
-      </w:r>
-      <w:proofErr w:type="spellStart"/>
-      <w:r>
-        <w:rPr>
-          <w:szCs w:val="24"/>
-        </w:rPr>
-        <w:t>TypeORM</w:t>
-      </w:r>
-      <w:proofErr w:type="spellEnd"/>
-      <w:r>
-        <w:rPr>
-          <w:szCs w:val="24"/>
-        </w:rPr>
-        <w:t>, query optimization, indexing, migration scripts</w:t>
+        <w:t xml:space="preserve"> 6–7</w:t>
       </w:r>
     </w:p>
     <w:p>
       <w:pPr>
-        <w:pStyle w:val="ListParagraph"/>
         <w:numPr>
           <w:ilvl w:val="0"/>
           <w:numId w:val="24"/>
@@ -637,46 +643,31 @@
           <w:bCs/>
           <w:szCs w:val="24"/>
         </w:rPr>
-        <w:t>Cloud / DevOps:</w:t>
-      </w:r>
-      <w:r>
-        <w:rPr>
-          <w:szCs w:val="24"/>
-        </w:rPr>
-        <w:t xml:space="preserve"> AWS EC2, S3, RDS, Lambda, </w:t>
+        <w:t>Cloud &amp; DevOps:</w:t>
+      </w:r>
+      <w:r>
+        <w:rPr>
+          <w:szCs w:val="24"/>
+        </w:rPr>
+        <w:t xml:space="preserve"> Azure App Service, Azure Functions, Azure SQL, Azure Blob Storage, AWS EC2, S3, RDS, </w:t>
       </w:r>
       <w:proofErr w:type="spellStart"/>
       <w:r>
         <w:rPr>
           <w:szCs w:val="24"/>
         </w:rPr>
-        <w:t>CloudFront</w:t>
+        <w:t>CloudWatch</w:t>
       </w:r>
       <w:proofErr w:type="spellEnd"/>
       <w:r>
         <w:rPr>
           <w:szCs w:val="24"/>
         </w:rPr>
-        <w:t xml:space="preserve">, Docker, Kubernetes, Nginx, GitHub Actions, </w:t>
-      </w:r>
-      <w:proofErr w:type="spellStart"/>
-      <w:r>
-        <w:rPr>
-          <w:szCs w:val="24"/>
-        </w:rPr>
-        <w:t>GitLab</w:t>
-      </w:r>
-      <w:proofErr w:type="spellEnd"/>
-      <w:r>
-        <w:rPr>
-          <w:szCs w:val="24"/>
-        </w:rPr>
-        <w:t xml:space="preserve"> CI, Jenkins, Terraform basics</w:t>
+        <w:t>, Docker 20–24, GitHub Actions, Azure DevOps Pipelines, IIS, Nginx</w:t>
       </w:r>
     </w:p>
     <w:p>
       <w:pPr>
-        <w:pStyle w:val="ListParagraph"/>
         <w:numPr>
           <w:ilvl w:val="0"/>
           <w:numId w:val="24"/>
@@ -693,40 +684,68 @@
           <w:bCs/>
           <w:szCs w:val="24"/>
         </w:rPr>
-        <w:t>Testing / Quality:</w:t>
-      </w:r>
-      <w:r>
-        <w:rPr>
-          <w:szCs w:val="24"/>
-        </w:rPr>
-        <w:t xml:space="preserve"> Jest, </w:t>
+        <w:t>Testing &amp; Quality:</w:t>
+      </w:r>
+      <w:r>
+        <w:rPr>
+          <w:szCs w:val="24"/>
+        </w:rPr>
+        <w:t xml:space="preserve"> </w:t>
       </w:r>
       <w:proofErr w:type="spellStart"/>
       <w:r>
         <w:rPr>
           <w:szCs w:val="24"/>
         </w:rPr>
-        <w:t>Vitest</w:t>
+        <w:t>xUnit</w:t>
       </w:r>
       <w:proofErr w:type="spellEnd"/>
       <w:r>
         <w:rPr>
           <w:szCs w:val="24"/>
         </w:rPr>
-        <w:t xml:space="preserve">, Cypress, Mocha, Chai, </w:t>
+        <w:t xml:space="preserve"> 2.x, </w:t>
       </w:r>
       <w:proofErr w:type="spellStart"/>
       <w:r>
         <w:rPr>
           <w:szCs w:val="24"/>
         </w:rPr>
-        <w:t>Supertest</w:t>
+        <w:t>NUnit</w:t>
       </w:r>
       <w:proofErr w:type="spellEnd"/>
       <w:r>
         <w:rPr>
           <w:szCs w:val="24"/>
         </w:rPr>
+        <w:t xml:space="preserve"> 3.x, </w:t>
+      </w:r>
+      <w:proofErr w:type="spellStart"/>
+      <w:r>
+        <w:rPr>
+          <w:szCs w:val="24"/>
+        </w:rPr>
+        <w:t>Moq</w:t>
+      </w:r>
+      <w:proofErr w:type="spellEnd"/>
+      <w:r>
+        <w:rPr>
+          <w:szCs w:val="24"/>
+        </w:rPr>
+        <w:t xml:space="preserve"> 4.x, Jest 27–29, Cypress 10–13, Postman, Swagger/</w:t>
+      </w:r>
+      <w:proofErr w:type="spellStart"/>
+      <w:r>
+        <w:rPr>
+          <w:szCs w:val="24"/>
+        </w:rPr>
+        <w:t>OpenAPI</w:t>
+      </w:r>
+      <w:proofErr w:type="spellEnd"/>
+      <w:r>
+        <w:rPr>
+          <w:szCs w:val="24"/>
+        </w:rPr>
         <w:t xml:space="preserve">, </w:t>
       </w:r>
       <w:proofErr w:type="spellStart"/>
@@ -734,33 +753,18 @@
         <w:rPr>
           <w:szCs w:val="24"/>
         </w:rPr>
-        <w:t>ESLint</w:t>
+        <w:t>SonarQube</w:t>
       </w:r>
       <w:proofErr w:type="spellEnd"/>
       <w:r>
         <w:rPr>
           <w:szCs w:val="24"/>
         </w:rPr>
-        <w:t xml:space="preserve">, Prettier, </w:t>
-      </w:r>
-      <w:proofErr w:type="spellStart"/>
-      <w:r>
-        <w:rPr>
-          <w:szCs w:val="24"/>
-        </w:rPr>
-        <w:t>SonarQube</w:t>
-      </w:r>
-      <w:proofErr w:type="spellEnd"/>
-      <w:r>
-        <w:rPr>
-          <w:szCs w:val="24"/>
-        </w:rPr>
-        <w:t>, unit testing, integration testing, regression testing</w:t>
+        <w:t>, Application Insights, Sentry</w:t>
       </w:r>
     </w:p>
     <w:p>
       <w:pPr>
-        <w:pStyle w:val="ListParagraph"/>
         <w:numPr>
           <w:ilvl w:val="0"/>
           <w:numId w:val="24"/>
@@ -777,56 +781,36 @@
           <w:bCs/>
           <w:szCs w:val="24"/>
         </w:rPr>
-        <w:t>Monitoring:</w:t>
-      </w:r>
-      <w:r>
-        <w:rPr>
-          <w:szCs w:val="24"/>
-        </w:rPr>
-        <w:t xml:space="preserve"> </w:t>
+        <w:t>Architecture:</w:t>
+      </w:r>
+      <w:r>
+        <w:rPr>
+          <w:szCs w:val="24"/>
+        </w:rPr>
+        <w:t xml:space="preserve"> Clean Architecture, Domain-Driven Design, CQRS, Repository Pattern, </w:t>
       </w:r>
       <w:proofErr w:type="spellStart"/>
       <w:r>
         <w:rPr>
           <w:szCs w:val="24"/>
         </w:rPr>
-        <w:t>Datadog</w:t>
+        <w:t>Microservices</w:t>
       </w:r>
       <w:proofErr w:type="spellEnd"/>
       <w:r>
         <w:rPr>
           <w:szCs w:val="24"/>
         </w:rPr>
-        <w:t xml:space="preserve">, </w:t>
+        <w:t xml:space="preserve">, Modular Monolith, Event-Driven Workflows, RBAC, OAuth2, JWT, </w:t>
       </w:r>
       <w:proofErr w:type="spellStart"/>
       <w:r>
         <w:rPr>
           <w:szCs w:val="24"/>
         </w:rPr>
-        <w:t>Grafana</w:t>
+        <w:t>IdentityServer</w:t>
       </w:r>
       <w:proofErr w:type="spellEnd"/>
-      <w:r>
-        <w:rPr>
-          <w:szCs w:val="24"/>
-        </w:rPr>
-        <w:t xml:space="preserve">, Prometheus, </w:t>
-      </w:r>
-      <w:proofErr w:type="spellStart"/>
-      <w:r>
-        <w:rPr>
-          <w:szCs w:val="24"/>
-        </w:rPr>
-        <w:t>CloudWatch</w:t>
-      </w:r>
-      <w:proofErr w:type="spellEnd"/>
-      <w:r>
-        <w:rPr>
-          <w:szCs w:val="24"/>
-        </w:rPr>
-        <w:t>, Sentry, structured logging, alerting, production issue triage</w:t>
-      </w:r>
     </w:p>
     <w:p>
       <w:pPr>
@@ -912,9 +896,10 @@
     </w:p>
     <w:p>
       <w:pPr>
+        <w:pStyle w:val="ListParagraph"/>
         <w:numPr>
           <w:ilvl w:val="0"/>
-          <w:numId w:val="18"/>
+          <w:numId w:val="29"/>
         </w:numPr>
         <w:spacing w:before="100" w:beforeAutospacing="1" w:after="100" w:afterAutospacing="1"/>
         <w:jc w:val="both"/>
@@ -926,7 +911,7 @@
         <w:rPr>
           <w:szCs w:val="24"/>
         </w:rPr>
-        <w:t xml:space="preserve">Led modernization of a cloud operations portal from </w:t>
+        <w:t xml:space="preserve">Built secure customer-facing cloud service portals with </w:t>
       </w:r>
       <w:r>
         <w:rPr>
@@ -934,13 +919,13 @@
           <w:bCs/>
           <w:szCs w:val="24"/>
         </w:rPr>
-        <w:t>Vue.js 2.x</w:t>
-      </w:r>
-      <w:r>
-        <w:rPr>
-          <w:szCs w:val="24"/>
-        </w:rPr>
-        <w:t xml:space="preserve"> Options API to </w:t>
+        <w:t>Vue.js 3.2–3.4</w:t>
+      </w:r>
+      <w:r>
+        <w:rPr>
+          <w:szCs w:val="24"/>
+        </w:rPr>
+        <w:t xml:space="preserve">, </w:t>
       </w:r>
       <w:r>
         <w:rPr>
@@ -948,13 +933,13 @@
           <w:bCs/>
           <w:szCs w:val="24"/>
         </w:rPr>
-        <w:t>Vue.js 3.x</w:t>
-      </w:r>
-      <w:r>
-        <w:rPr>
-          <w:szCs w:val="24"/>
-        </w:rPr>
-        <w:t xml:space="preserve"> Composition API, reducing duplicated component logic and improving frontend maintainability by </w:t>
+        <w:t>ASP.NET Core 7.0–8.0</w:t>
+      </w:r>
+      <w:r>
+        <w:rPr>
+          <w:szCs w:val="24"/>
+        </w:rPr>
+        <w:t xml:space="preserve">, and </w:t>
       </w:r>
       <w:r>
         <w:rPr>
@@ -962,20 +947,21 @@
           <w:bCs/>
           <w:szCs w:val="24"/>
         </w:rPr>
-        <w:t>38%</w:t>
-      </w:r>
-      <w:r>
-        <w:rPr>
-          <w:szCs w:val="24"/>
-        </w:rPr>
-        <w:t>.</w:t>
+        <w:t>SQL Server 2022</w:t>
+      </w:r>
+      <w:r>
+        <w:rPr>
+          <w:szCs w:val="24"/>
+        </w:rPr>
+        <w:t>, improving self-service workflows for provisioning, billing, support, and infrastructure visibility.</w:t>
       </w:r>
     </w:p>
     <w:p>
       <w:pPr>
+        <w:pStyle w:val="ListParagraph"/>
         <w:numPr>
           <w:ilvl w:val="0"/>
-          <w:numId w:val="18"/>
+          <w:numId w:val="29"/>
         </w:numPr>
         <w:spacing w:before="100" w:beforeAutospacing="1" w:after="100" w:afterAutospacing="1"/>
         <w:jc w:val="both"/>
@@ -983,46 +969,65 @@
           <w:szCs w:val="24"/>
         </w:rPr>
       </w:pPr>
-      <w:r>
-        <w:rPr>
-          <w:szCs w:val="24"/>
-        </w:rPr>
-        <w:t xml:space="preserve">Built secure </w:t>
-      </w:r>
+      <w:proofErr w:type="gramStart"/>
+      <w:r>
+        <w:rPr>
+          <w:szCs w:val="24"/>
+        </w:rPr>
+        <w:t>Migrated</w:t>
+      </w:r>
+      <w:proofErr w:type="gramEnd"/>
+      <w:r>
+        <w:rPr>
+          <w:szCs w:val="24"/>
+        </w:rPr>
+        <w:t xml:space="preserve"> a legacy dashboard from server-rendered ASP.NET MVC views into a modular </w:t>
+      </w:r>
+      <w:proofErr w:type="spellStart"/>
       <w:r>
         <w:rPr>
           <w:b/>
           <w:bCs/>
           <w:szCs w:val="24"/>
         </w:rPr>
-        <w:t>Node.js 16–20</w:t>
-      </w:r>
-      <w:r>
-        <w:rPr>
-          <w:szCs w:val="24"/>
-        </w:rPr>
-        <w:t xml:space="preserve"> REST services with Express and </w:t>
-      </w:r>
-      <w:proofErr w:type="spellStart"/>
-      <w:r>
-        <w:rPr>
-          <w:szCs w:val="24"/>
-        </w:rPr>
-        <w:t>NestJS</w:t>
+        <w:t>Vue</w:t>
       </w:r>
       <w:proofErr w:type="spellEnd"/>
       <w:r>
         <w:rPr>
-          <w:szCs w:val="24"/>
-        </w:rPr>
-        <w:t xml:space="preserve"> for account provisioning, billing workflows, and internal automation across SaaS infrastructure products.</w:t>
+          <w:b/>
+          <w:bCs/>
+          <w:szCs w:val="24"/>
+        </w:rPr>
+        <w:t xml:space="preserve"> 3 Composition API</w:t>
+      </w:r>
+      <w:r>
+        <w:rPr>
+          <w:szCs w:val="24"/>
+        </w:rPr>
+        <w:t xml:space="preserve"> frontend, reducing page interaction latency by </w:t>
+      </w:r>
+      <w:r>
+        <w:rPr>
+          <w:b/>
+          <w:bCs/>
+          <w:szCs w:val="24"/>
+        </w:rPr>
+        <w:t>42%</w:t>
+      </w:r>
+      <w:r>
+        <w:rPr>
+          <w:szCs w:val="24"/>
+        </w:rPr>
+        <w:t xml:space="preserve"> and simplifying component reuse.</w:t>
       </w:r>
     </w:p>
     <w:p>
       <w:pPr>
+        <w:pStyle w:val="ListParagraph"/>
         <w:numPr>
           <w:ilvl w:val="0"/>
-          <w:numId w:val="18"/>
+          <w:numId w:val="29"/>
         </w:numPr>
         <w:spacing w:before="100" w:beforeAutospacing="1" w:after="100" w:afterAutospacing="1"/>
         <w:jc w:val="both"/>
@@ -1034,28 +1039,29 @@
         <w:rPr>
           <w:szCs w:val="24"/>
         </w:rPr>
-        <w:t xml:space="preserve">Resolved a recurring production issue where stale </w:t>
-      </w:r>
-      <w:proofErr w:type="spellStart"/>
-      <w:r>
-        <w:rPr>
-          <w:szCs w:val="24"/>
-        </w:rPr>
-        <w:t>Vuex</w:t>
-      </w:r>
-      <w:proofErr w:type="spellEnd"/>
-      <w:r>
-        <w:rPr>
-          <w:szCs w:val="24"/>
-        </w:rPr>
-        <w:t xml:space="preserve"> state caused incorrect customer resource status, replacing fragile mutations with normalized state and improving dashboard accuracy.</w:t>
+        <w:t xml:space="preserve">Designed and implemented </w:t>
+      </w:r>
+      <w:r>
+        <w:rPr>
+          <w:b/>
+          <w:bCs/>
+          <w:szCs w:val="24"/>
+        </w:rPr>
+        <w:t>.NET 8 Web APIs</w:t>
+      </w:r>
+      <w:r>
+        <w:rPr>
+          <w:szCs w:val="24"/>
+        </w:rPr>
+        <w:t xml:space="preserve"> with clean architecture, JWT authentication, role-based permissions, and Swagger documentation to support internal and external platform integrations.</w:t>
       </w:r>
     </w:p>
     <w:p>
       <w:pPr>
+        <w:pStyle w:val="ListParagraph"/>
         <w:numPr>
           <w:ilvl w:val="0"/>
-          <w:numId w:val="18"/>
+          <w:numId w:val="29"/>
         </w:numPr>
         <w:spacing w:before="100" w:beforeAutospacing="1" w:after="100" w:afterAutospacing="1"/>
         <w:jc w:val="both"/>
@@ -1067,21 +1073,7 @@
         <w:rPr>
           <w:szCs w:val="24"/>
         </w:rPr>
-        <w:t xml:space="preserve">Migrated legacy </w:t>
-      </w:r>
-      <w:proofErr w:type="spellStart"/>
-      <w:r>
-        <w:rPr>
-          <w:szCs w:val="24"/>
-        </w:rPr>
-        <w:t>Vue</w:t>
-      </w:r>
-      <w:proofErr w:type="spellEnd"/>
-      <w:r>
-        <w:rPr>
-          <w:szCs w:val="24"/>
-        </w:rPr>
-        <w:t xml:space="preserve"> Router guards and role checks into centralized </w:t>
+        <w:t xml:space="preserve">Resolved a production memory-leak issue caused by inefficient scoped service usage and large cached payloads, lowering average API memory pressure by </w:t>
       </w:r>
       <w:r>
         <w:rPr>
@@ -1089,34 +1081,21 @@
           <w:bCs/>
           <w:szCs w:val="24"/>
         </w:rPr>
-        <w:t>RBAC</w:t>
-      </w:r>
-      <w:r>
-        <w:rPr>
-          <w:szCs w:val="24"/>
-        </w:rPr>
-        <w:t xml:space="preserve"> middleware, reducing authorization defects by </w:t>
-      </w:r>
-      <w:r>
-        <w:rPr>
-          <w:b/>
-          <w:bCs/>
-          <w:szCs w:val="24"/>
-        </w:rPr>
-        <w:t>42%</w:t>
-      </w:r>
-      <w:r>
-        <w:rPr>
-          <w:szCs w:val="24"/>
-        </w:rPr>
-        <w:t xml:space="preserve"> across admin and customer-facing modules.</w:t>
+        <w:t>31%</w:t>
+      </w:r>
+      <w:r>
+        <w:rPr>
+          <w:szCs w:val="24"/>
+        </w:rPr>
+        <w:t xml:space="preserve"> after profiling with Application Insights.</w:t>
       </w:r>
     </w:p>
     <w:p>
       <w:pPr>
+        <w:pStyle w:val="ListParagraph"/>
         <w:numPr>
           <w:ilvl w:val="0"/>
-          <w:numId w:val="18"/>
+          <w:numId w:val="29"/>
         </w:numPr>
         <w:spacing w:before="100" w:beforeAutospacing="1" w:after="100" w:afterAutospacing="1"/>
         <w:jc w:val="both"/>
@@ -1128,52 +1107,29 @@
         <w:rPr>
           <w:szCs w:val="24"/>
         </w:rPr>
-        <w:t xml:space="preserve">Implemented lazy loading, route-level code splitting, and optimized API batching in </w:t>
-      </w:r>
-      <w:proofErr w:type="spellStart"/>
+        <w:t xml:space="preserve">Improved slow SQL Server reporting queries by rewriting joins, adding filtered indexes, and moving repeated calculations into optimized stored procedures, cutting report load time by </w:t>
+      </w:r>
       <w:r>
         <w:rPr>
           <w:b/>
           <w:bCs/>
           <w:szCs w:val="24"/>
         </w:rPr>
-        <w:t>Vue</w:t>
-      </w:r>
-      <w:proofErr w:type="spellEnd"/>
-      <w:r>
-        <w:rPr>
-          <w:b/>
-          <w:bCs/>
-          <w:szCs w:val="24"/>
-        </w:rPr>
-        <w:t xml:space="preserve"> 3</w:t>
-      </w:r>
-      <w:r>
-        <w:rPr>
-          <w:szCs w:val="24"/>
-        </w:rPr>
-        <w:t xml:space="preserve">, improving initial dashboard load time by </w:t>
-      </w:r>
-      <w:r>
-        <w:rPr>
-          <w:b/>
-          <w:bCs/>
-          <w:szCs w:val="24"/>
-        </w:rPr>
-        <w:t>31%</w:t>
-      </w:r>
-      <w:r>
-        <w:rPr>
-          <w:szCs w:val="24"/>
-        </w:rPr>
-        <w:t xml:space="preserve"> for enterprise users.</w:t>
+        <w:t>48%</w:t>
+      </w:r>
+      <w:r>
+        <w:rPr>
+          <w:szCs w:val="24"/>
+        </w:rPr>
+        <w:t>.</w:t>
       </w:r>
     </w:p>
     <w:p>
       <w:pPr>
+        <w:pStyle w:val="ListParagraph"/>
         <w:numPr>
           <w:ilvl w:val="0"/>
-          <w:numId w:val="18"/>
+          <w:numId w:val="29"/>
         </w:numPr>
         <w:spacing w:before="100" w:beforeAutospacing="1" w:after="100" w:afterAutospacing="1"/>
         <w:jc w:val="both"/>
@@ -1185,11 +1141,27 @@
         <w:rPr>
           <w:szCs w:val="24"/>
         </w:rPr>
-        <w:t xml:space="preserve">Designed reusable </w:t>
+        <w:t xml:space="preserve">Implemented a real-time service health module using </w:t>
       </w:r>
       <w:proofErr w:type="spellStart"/>
       <w:r>
         <w:rPr>
+          <w:b/>
+          <w:bCs/>
+          <w:szCs w:val="24"/>
+        </w:rPr>
+        <w:t>SignalR</w:t>
+      </w:r>
+      <w:proofErr w:type="spellEnd"/>
+      <w:r>
+        <w:rPr>
+          <w:szCs w:val="24"/>
+        </w:rPr>
+        <w:t xml:space="preserve">, background workers, and </w:t>
+      </w:r>
+      <w:proofErr w:type="spellStart"/>
+      <w:r>
+        <w:rPr>
           <w:szCs w:val="24"/>
         </w:rPr>
         <w:t>Vue</w:t>
@@ -1199,42 +1171,15 @@
         <w:rPr>
           <w:szCs w:val="24"/>
         </w:rPr>
-        <w:t xml:space="preserve"> component libraries with </w:t>
-      </w:r>
-      <w:proofErr w:type="spellStart"/>
-      <w:r>
-        <w:rPr>
-          <w:szCs w:val="24"/>
-        </w:rPr>
-        <w:t>TypeScript</w:t>
-      </w:r>
-      <w:proofErr w:type="spellEnd"/>
-      <w:r>
-        <w:rPr>
-          <w:szCs w:val="24"/>
-        </w:rPr>
-        <w:t xml:space="preserve">, </w:t>
-      </w:r>
-      <w:proofErr w:type="spellStart"/>
-      <w:r>
-        <w:rPr>
-          <w:szCs w:val="24"/>
-        </w:rPr>
-        <w:t>Vuetify</w:t>
-      </w:r>
-      <w:proofErr w:type="spellEnd"/>
-      <w:r>
-        <w:rPr>
-          <w:szCs w:val="24"/>
-        </w:rPr>
-        <w:t>, and Storybook-style documentation to standardize forms, tables, modals, and validation patterns.</w:t>
+        <w:t xml:space="preserve"> reactive stores, allowing support teams to detect outages and customer-impacting incidents faster.</w:t>
       </w:r>
     </w:p>
     <w:p>
       <w:pPr>
+        <w:pStyle w:val="ListParagraph"/>
         <w:numPr>
           <w:ilvl w:val="0"/>
-          <w:numId w:val="18"/>
+          <w:numId w:val="29"/>
         </w:numPr>
         <w:spacing w:before="100" w:beforeAutospacing="1" w:after="100" w:afterAutospacing="1"/>
         <w:jc w:val="both"/>
@@ -1246,7 +1191,8 @@
         <w:rPr>
           <w:szCs w:val="24"/>
         </w:rPr>
-        <w:t xml:space="preserve">Improved </w:t>
+        <w:lastRenderedPageBreak/>
+        <w:t xml:space="preserve">Upgraded several services from </w:t>
       </w:r>
       <w:r>
         <w:rPr>
@@ -1254,48 +1200,35 @@
           <w:bCs/>
           <w:szCs w:val="24"/>
         </w:rPr>
-        <w:t>Node.js</w:t>
-      </w:r>
-      <w:r>
-        <w:rPr>
-          <w:szCs w:val="24"/>
-        </w:rPr>
-        <w:t xml:space="preserve"> API latency by optimizing PostgreSQL indexes, removing </w:t>
-      </w:r>
-      <w:proofErr w:type="gramStart"/>
-      <w:r>
-        <w:rPr>
-          <w:szCs w:val="24"/>
-        </w:rPr>
-        <w:t>N+1 queries</w:t>
-      </w:r>
-      <w:proofErr w:type="gramEnd"/>
-      <w:r>
-        <w:rPr>
-          <w:szCs w:val="24"/>
-        </w:rPr>
-        <w:t xml:space="preserve">, and adding </w:t>
+        <w:t>.NET 6.0 to .NET 8.0</w:t>
+      </w:r>
+      <w:r>
+        <w:rPr>
+          <w:szCs w:val="24"/>
+        </w:rPr>
+        <w:t xml:space="preserve">, handling breaking package changes, </w:t>
       </w:r>
       <w:proofErr w:type="spellStart"/>
       <w:r>
         <w:rPr>
           <w:szCs w:val="24"/>
         </w:rPr>
-        <w:t>Redis</w:t>
+        <w:t>nullable</w:t>
       </w:r>
       <w:proofErr w:type="spellEnd"/>
       <w:r>
         <w:rPr>
           <w:szCs w:val="24"/>
         </w:rPr>
-        <w:t xml:space="preserve"> caching for high-read configuration endpoints.</w:t>
+        <w:t xml:space="preserve"> reference warnings, middleware updates, and dependency injection cleanup without major release disruption.</w:t>
       </w:r>
     </w:p>
     <w:p>
       <w:pPr>
+        <w:pStyle w:val="ListParagraph"/>
         <w:numPr>
           <w:ilvl w:val="0"/>
-          <w:numId w:val="18"/>
+          <w:numId w:val="29"/>
         </w:numPr>
         <w:spacing w:before="100" w:beforeAutospacing="1" w:after="100" w:afterAutospacing="1"/>
         <w:jc w:val="both"/>
@@ -1307,22 +1240,21 @@
         <w:rPr>
           <w:szCs w:val="24"/>
         </w:rPr>
-        <w:lastRenderedPageBreak/>
-        <w:t xml:space="preserve">Integrated Sentry, </w:t>
+        <w:t xml:space="preserve">Created reusable </w:t>
       </w:r>
       <w:proofErr w:type="spellStart"/>
       <w:r>
         <w:rPr>
           <w:szCs w:val="24"/>
         </w:rPr>
-        <w:t>CloudWatch</w:t>
+        <w:t>Vue</w:t>
       </w:r>
       <w:proofErr w:type="spellEnd"/>
       <w:r>
         <w:rPr>
           <w:szCs w:val="24"/>
         </w:rPr>
-        <w:t xml:space="preserve">, and structured logging to trace frontend errors back to backend request IDs, reducing average production debugging time by </w:t>
+        <w:t xml:space="preserve"> form components with validation, dynamic permissions, and accessibility fixes, reducing duplicated frontend code by </w:t>
       </w:r>
       <w:r>
         <w:rPr>
@@ -1330,20 +1262,21 @@
           <w:bCs/>
           <w:szCs w:val="24"/>
         </w:rPr>
-        <w:t>45%</w:t>
-      </w:r>
-      <w:r>
-        <w:rPr>
-          <w:szCs w:val="24"/>
-        </w:rPr>
-        <w:t>.</w:t>
+        <w:t>35%</w:t>
+      </w:r>
+      <w:r>
+        <w:rPr>
+          <w:szCs w:val="24"/>
+        </w:rPr>
+        <w:t xml:space="preserve"> across account, ticketing, and billing screens.</w:t>
       </w:r>
     </w:p>
     <w:p>
       <w:pPr>
+        <w:pStyle w:val="ListParagraph"/>
         <w:numPr>
           <w:ilvl w:val="0"/>
-          <w:numId w:val="18"/>
+          <w:numId w:val="29"/>
         </w:numPr>
         <w:spacing w:before="100" w:beforeAutospacing="1" w:after="100" w:afterAutospacing="1"/>
         <w:jc w:val="both"/>
@@ -1355,42 +1288,29 @@
         <w:rPr>
           <w:szCs w:val="24"/>
         </w:rPr>
-        <w:t xml:space="preserve">Delivered migration scripts from older </w:t>
+        <w:t xml:space="preserve">Fixed recurring API timeout errors by introducing pagination, response compression, </w:t>
       </w:r>
       <w:proofErr w:type="spellStart"/>
       <w:r>
         <w:rPr>
           <w:szCs w:val="24"/>
         </w:rPr>
-        <w:t>Sequelize</w:t>
+        <w:t>async</w:t>
       </w:r>
       <w:proofErr w:type="spellEnd"/>
       <w:r>
         <w:rPr>
           <w:szCs w:val="24"/>
         </w:rPr>
-        <w:t xml:space="preserve"> models to </w:t>
-      </w:r>
-      <w:proofErr w:type="spellStart"/>
-      <w:r>
-        <w:rPr>
-          <w:szCs w:val="24"/>
-        </w:rPr>
-        <w:t>Prisma</w:t>
-      </w:r>
-      <w:proofErr w:type="spellEnd"/>
-      <w:r>
-        <w:rPr>
-          <w:szCs w:val="24"/>
-        </w:rPr>
-        <w:t>-based data access for selected services, keeping backward-compatible APIs during phased rollout.</w:t>
+        <w:t xml:space="preserve"> database calls, and background processing for heavy synchronization jobs.</w:t>
       </w:r>
     </w:p>
     <w:p>
       <w:pPr>
+        <w:pStyle w:val="ListParagraph"/>
         <w:numPr>
           <w:ilvl w:val="0"/>
-          <w:numId w:val="18"/>
+          <w:numId w:val="29"/>
         </w:numPr>
         <w:spacing w:before="100" w:beforeAutospacing="1" w:after="100" w:afterAutospacing="1"/>
         <w:jc w:val="both"/>
@@ -1402,14 +1322,29 @@
         <w:rPr>
           <w:szCs w:val="24"/>
         </w:rPr>
-        <w:t>Implemented CI/CD pipelines with GitHub Actions, Docker, and AWS deployments, adding test gates and rollback steps for safer releases across multiple environments.</w:t>
+        <w:t xml:space="preserve">Built GitHub Actions and Azure DevOps pipelines for build, test, Docker packaging, and deployment, improving release consistency and reducing manual deployment mistakes by </w:t>
+      </w:r>
+      <w:r>
+        <w:rPr>
+          <w:b/>
+          <w:bCs/>
+          <w:szCs w:val="24"/>
+        </w:rPr>
+        <w:t>50%</w:t>
+      </w:r>
+      <w:r>
+        <w:rPr>
+          <w:szCs w:val="24"/>
+        </w:rPr>
+        <w:t>.</w:t>
       </w:r>
     </w:p>
     <w:p>
       <w:pPr>
+        <w:pStyle w:val="ListParagraph"/>
         <w:numPr>
           <w:ilvl w:val="0"/>
-          <w:numId w:val="18"/>
+          <w:numId w:val="29"/>
         </w:numPr>
         <w:spacing w:before="100" w:beforeAutospacing="1" w:after="100" w:afterAutospacing="1"/>
         <w:jc w:val="both"/>
@@ -1421,28 +1356,15 @@
         <w:rPr>
           <w:szCs w:val="24"/>
         </w:rPr>
-        <w:t xml:space="preserve">Partnered with product and support teams to convert recurring customer issues into </w:t>
-      </w:r>
-      <w:proofErr w:type="spellStart"/>
-      <w:r>
-        <w:rPr>
-          <w:szCs w:val="24"/>
-        </w:rPr>
-        <w:t>Vue</w:t>
-      </w:r>
-      <w:proofErr w:type="spellEnd"/>
-      <w:r>
-        <w:rPr>
-          <w:szCs w:val="24"/>
-        </w:rPr>
-        <w:t xml:space="preserve"> workflow improvements, validation fixes, and clearer error handling.</w:t>
+        <w:t>Partnered with product, QA, DevOps, and customer success teams to translate operational pain points into maintainable features while staying flexible across frontend, backend, and cloud tasks.</w:t>
       </w:r>
     </w:p>
     <w:p>
       <w:pPr>
+        <w:pStyle w:val="ListParagraph"/>
         <w:numPr>
           <w:ilvl w:val="0"/>
-          <w:numId w:val="18"/>
+          <w:numId w:val="29"/>
         </w:numPr>
         <w:spacing w:before="100" w:beforeAutospacing="1" w:after="100" w:afterAutospacing="1"/>
         <w:jc w:val="both"/>
@@ -1454,21 +1376,45 @@
         <w:rPr>
           <w:szCs w:val="24"/>
         </w:rPr>
-        <w:t xml:space="preserve">Strengthened testing with Jest, Cypress, and </w:t>
+        <w:t xml:space="preserve">Mentored engineers on </w:t>
       </w:r>
       <w:proofErr w:type="spellStart"/>
       <w:r>
         <w:rPr>
-          <w:szCs w:val="24"/>
-        </w:rPr>
-        <w:t>Supertest</w:t>
+          <w:b/>
+          <w:bCs/>
+          <w:szCs w:val="24"/>
+        </w:rPr>
+        <w:t>Vue</w:t>
       </w:r>
       <w:proofErr w:type="spellEnd"/>
       <w:r>
         <w:rPr>
-          <w:szCs w:val="24"/>
-        </w:rPr>
-        <w:t>, covering critical login, provisioning, billing, and admin workflows before major release cycles.</w:t>
+          <w:b/>
+          <w:bCs/>
+          <w:szCs w:val="24"/>
+        </w:rPr>
+        <w:t xml:space="preserve"> 3</w:t>
+      </w:r>
+      <w:r>
+        <w:rPr>
+          <w:szCs w:val="24"/>
+        </w:rPr>
+        <w:t xml:space="preserve">, </w:t>
+      </w:r>
+      <w:r>
+        <w:rPr>
+          <w:b/>
+          <w:bCs/>
+          <w:szCs w:val="24"/>
+        </w:rPr>
+        <w:t>ASP.NET Core</w:t>
+      </w:r>
+      <w:r>
+        <w:rPr>
+          <w:szCs w:val="24"/>
+        </w:rPr>
+        <w:t>, API design, debugging strategy, and pull request quality, helping the team improve review speed and production stability.</w:t>
       </w:r>
     </w:p>
     <w:p>
@@ -1519,7 +1465,7 @@
         <w:pStyle w:val="ListParagraph"/>
         <w:numPr>
           <w:ilvl w:val="0"/>
-          <w:numId w:val="25"/>
+          <w:numId w:val="30"/>
         </w:numPr>
         <w:spacing w:before="100" w:beforeAutospacing="1" w:after="100" w:afterAutospacing="1"/>
         <w:jc w:val="both"/>
@@ -1531,7 +1477,7 @@
         <w:rPr>
           <w:szCs w:val="24"/>
         </w:rPr>
-        <w:t xml:space="preserve">Developed enterprise web applications using </w:t>
+        <w:t xml:space="preserve">Developed enterprise SaaS and healthcare workflow applications using </w:t>
       </w:r>
       <w:r>
         <w:rPr>
@@ -1539,7 +1485,7 @@
           <w:bCs/>
           <w:szCs w:val="24"/>
         </w:rPr>
-        <w:t>Vue.js 2.x</w:t>
+        <w:t>Vue.js 2.6</w:t>
       </w:r>
       <w:r>
         <w:rPr>
@@ -1547,19 +1493,47 @@
         </w:rPr>
         <w:t xml:space="preserve">, </w:t>
       </w:r>
-      <w:proofErr w:type="spellStart"/>
-      <w:r>
-        <w:rPr>
-          <w:szCs w:val="24"/>
-        </w:rPr>
-        <w:t>Vuex</w:t>
-      </w:r>
-      <w:proofErr w:type="spellEnd"/>
-      <w:r>
-        <w:rPr>
-          <w:szCs w:val="24"/>
-        </w:rPr>
-        <w:t>, Node.js, Express, PostgreSQL, and MongoDB for logistics, healthcare, and internal business platforms.</w:t>
+      <w:r>
+        <w:rPr>
+          <w:b/>
+          <w:bCs/>
+          <w:szCs w:val="24"/>
+        </w:rPr>
+        <w:t>ASP.NET Core 3.1–6.0</w:t>
+      </w:r>
+      <w:r>
+        <w:rPr>
+          <w:szCs w:val="24"/>
+        </w:rPr>
+        <w:t xml:space="preserve">, </w:t>
+      </w:r>
+      <w:r>
+        <w:rPr>
+          <w:b/>
+          <w:bCs/>
+          <w:szCs w:val="24"/>
+        </w:rPr>
+        <w:t>C# 8–10</w:t>
+      </w:r>
+      <w:r>
+        <w:rPr>
+          <w:szCs w:val="24"/>
+        </w:rPr>
+        <w:t xml:space="preserve">, and </w:t>
+      </w:r>
+      <w:r>
+        <w:rPr>
+          <w:b/>
+          <w:bCs/>
+          <w:szCs w:val="24"/>
+        </w:rPr>
+        <w:t>SQL Server 2017–2019</w:t>
+      </w:r>
+      <w:r>
+        <w:rPr>
+          <w:szCs w:val="24"/>
+        </w:rPr>
+        <w:t xml:space="preserve"> for distributed client teams.</w:t>
       </w:r>
     </w:p>
     <w:p>
@@ -1567,7 +1541,7 @@
         <w:pStyle w:val="ListParagraph"/>
         <w:numPr>
           <w:ilvl w:val="0"/>
-          <w:numId w:val="25"/>
+          <w:numId w:val="30"/>
         </w:numPr>
         <w:spacing w:before="100" w:beforeAutospacing="1" w:after="100" w:afterAutospacing="1"/>
         <w:jc w:val="both"/>
@@ -1579,7 +1553,7 @@
         <w:rPr>
           <w:szCs w:val="24"/>
         </w:rPr>
-        <w:t xml:space="preserve">Migrated jQuery-heavy screens into modular </w:t>
+        <w:t xml:space="preserve">Migrated older Web Forms and jQuery-heavy pages into </w:t>
       </w:r>
       <w:proofErr w:type="spellStart"/>
       <w:r>
@@ -1593,21 +1567,7 @@
         <w:rPr>
           <w:szCs w:val="24"/>
         </w:rPr>
-        <w:t xml:space="preserve"> components, improving maintainability and reducing UI regression issues by </w:t>
-      </w:r>
-      <w:r>
-        <w:rPr>
-          <w:b/>
-          <w:bCs/>
-          <w:szCs w:val="24"/>
-        </w:rPr>
-        <w:t>35%</w:t>
-      </w:r>
-      <w:r>
-        <w:rPr>
-          <w:szCs w:val="24"/>
-        </w:rPr>
-        <w:t xml:space="preserve"> during feature delivery.</w:t>
+        <w:t xml:space="preserve"> single-page modules, improving usability, reducing browser-side defects, and making future feature work easier to estimate.</w:t>
       </w:r>
     </w:p>
     <w:p>
@@ -1615,7 +1575,7 @@
         <w:pStyle w:val="ListParagraph"/>
         <w:numPr>
           <w:ilvl w:val="0"/>
-          <w:numId w:val="25"/>
+          <w:numId w:val="30"/>
         </w:numPr>
         <w:spacing w:before="100" w:beforeAutospacing="1" w:after="100" w:afterAutospacing="1"/>
         <w:jc w:val="both"/>
@@ -1627,7 +1587,35 @@
         <w:rPr>
           <w:szCs w:val="24"/>
         </w:rPr>
-        <w:t>Built Node.js API layers with JWT authentication, request validation, pagination, and consistent error contracts for multi-role business applications.</w:t>
+        <w:t xml:space="preserve">Implemented RESTful APIs with </w:t>
+      </w:r>
+      <w:r>
+        <w:rPr>
+          <w:b/>
+          <w:bCs/>
+          <w:szCs w:val="24"/>
+        </w:rPr>
+        <w:t>ASP.NET Core Web API</w:t>
+      </w:r>
+      <w:r>
+        <w:rPr>
+          <w:szCs w:val="24"/>
+        </w:rPr>
+        <w:t xml:space="preserve">, Entity Framework Core, </w:t>
+      </w:r>
+      <w:proofErr w:type="spellStart"/>
+      <w:r>
+        <w:rPr>
+          <w:szCs w:val="24"/>
+        </w:rPr>
+        <w:t>AutoMapper</w:t>
+      </w:r>
+      <w:proofErr w:type="spellEnd"/>
+      <w:r>
+        <w:rPr>
+          <w:szCs w:val="24"/>
+        </w:rPr>
+        <w:t>, and structured validation layers to support scheduling, document management, and reporting features.</w:t>
       </w:r>
     </w:p>
     <w:p>
@@ -1635,7 +1623,7 @@
         <w:pStyle w:val="ListParagraph"/>
         <w:numPr>
           <w:ilvl w:val="0"/>
-          <w:numId w:val="25"/>
+          <w:numId w:val="30"/>
         </w:numPr>
         <w:spacing w:before="100" w:beforeAutospacing="1" w:after="100" w:afterAutospacing="1"/>
         <w:jc w:val="both"/>
@@ -1647,7 +1635,21 @@
         <w:rPr>
           <w:szCs w:val="24"/>
         </w:rPr>
-        <w:t>Fixed a major race-condition issue in asynchronous order updates by introducing idempotent API handling, optimistic UI rollback, and backend transaction checks.</w:t>
+        <w:t xml:space="preserve">Solved a difficult duplicate-payment bug by tracing race conditions in transaction processing, adding </w:t>
+      </w:r>
+      <w:proofErr w:type="spellStart"/>
+      <w:r>
+        <w:rPr>
+          <w:szCs w:val="24"/>
+        </w:rPr>
+        <w:t>idempotency</w:t>
+      </w:r>
+      <w:proofErr w:type="spellEnd"/>
+      <w:r>
+        <w:rPr>
+          <w:szCs w:val="24"/>
+        </w:rPr>
+        <w:t xml:space="preserve"> keys, and improving database constraints for safer retries.</w:t>
       </w:r>
     </w:p>
     <w:p>
@@ -1655,7 +1657,7 @@
         <w:pStyle w:val="ListParagraph"/>
         <w:numPr>
           <w:ilvl w:val="0"/>
-          <w:numId w:val="25"/>
+          <w:numId w:val="30"/>
         </w:numPr>
         <w:spacing w:before="100" w:beforeAutospacing="1" w:after="100" w:afterAutospacing="1"/>
         <w:jc w:val="both"/>
@@ -1667,21 +1669,21 @@
         <w:rPr>
           <w:szCs w:val="24"/>
         </w:rPr>
-        <w:t xml:space="preserve">Implemented </w:t>
-      </w:r>
-      <w:proofErr w:type="spellStart"/>
-      <w:r>
-        <w:rPr>
-          <w:szCs w:val="24"/>
-        </w:rPr>
-        <w:t>Vuex</w:t>
-      </w:r>
-      <w:proofErr w:type="spellEnd"/>
-      <w:r>
-        <w:rPr>
-          <w:szCs w:val="24"/>
-        </w:rPr>
-        <w:t xml:space="preserve"> modules for complex workflow state, replacing scattered component-level state and improving developer onboarding speed across the team.</w:t>
+        <w:t xml:space="preserve">Improved application performance by replacing several N+1 Entity Framework queries with projected LINQ queries and Dapper-based reads, reducing key endpoint response time by </w:t>
+      </w:r>
+      <w:r>
+        <w:rPr>
+          <w:b/>
+          <w:bCs/>
+          <w:szCs w:val="24"/>
+        </w:rPr>
+        <w:t>39%</w:t>
+      </w:r>
+      <w:r>
+        <w:rPr>
+          <w:szCs w:val="24"/>
+        </w:rPr>
+        <w:t>.</w:t>
       </w:r>
     </w:p>
     <w:p>
@@ -1689,7 +1691,7 @@
         <w:pStyle w:val="ListParagraph"/>
         <w:numPr>
           <w:ilvl w:val="0"/>
-          <w:numId w:val="25"/>
+          <w:numId w:val="30"/>
         </w:numPr>
         <w:spacing w:before="100" w:beforeAutospacing="1" w:after="100" w:afterAutospacing="1"/>
         <w:jc w:val="both"/>
@@ -1701,45 +1703,35 @@
         <w:rPr>
           <w:szCs w:val="24"/>
         </w:rPr>
-        <w:t xml:space="preserve">Created reusable data-table, search, filter, and export components in </w:t>
+        <w:t xml:space="preserve">Built reusable </w:t>
       </w:r>
       <w:proofErr w:type="spellStart"/>
+      <w:r>
+        <w:rPr>
+          <w:szCs w:val="24"/>
+        </w:rPr>
+        <w:t>Vue</w:t>
+      </w:r>
+      <w:proofErr w:type="spellEnd"/>
+      <w:r>
+        <w:rPr>
+          <w:szCs w:val="24"/>
+        </w:rPr>
+        <w:t xml:space="preserve"> components for data grids, modal workflows, status badges, and permission-based actions, helping teams deliver new admin features </w:t>
+      </w:r>
       <w:r>
         <w:rPr>
           <w:b/>
           <w:bCs/>
           <w:szCs w:val="24"/>
         </w:rPr>
-        <w:t>Vue</w:t>
-      </w:r>
-      <w:proofErr w:type="spellEnd"/>
-      <w:r>
-        <w:rPr>
-          <w:b/>
-          <w:bCs/>
-          <w:szCs w:val="24"/>
-        </w:rPr>
-        <w:t xml:space="preserve"> 2</w:t>
-      </w:r>
-      <w:r>
-        <w:rPr>
-          <w:szCs w:val="24"/>
-        </w:rPr>
-        <w:t xml:space="preserve">, helping </w:t>
-      </w:r>
-      <w:proofErr w:type="gramStart"/>
-      <w:r>
-        <w:rPr>
-          <w:szCs w:val="24"/>
-        </w:rPr>
-        <w:t>teams</w:t>
-      </w:r>
-      <w:proofErr w:type="gramEnd"/>
-      <w:r>
-        <w:rPr>
-          <w:szCs w:val="24"/>
-        </w:rPr>
-        <w:t xml:space="preserve"> ship admin dashboards faster with consistent UX behavior.</w:t>
+        <w:t>28%</w:t>
+      </w:r>
+      <w:r>
+        <w:rPr>
+          <w:szCs w:val="24"/>
+        </w:rPr>
+        <w:t xml:space="preserve"> faster.</w:t>
       </w:r>
     </w:p>
     <w:p>
@@ -1747,7 +1739,7 @@
         <w:pStyle w:val="ListParagraph"/>
         <w:numPr>
           <w:ilvl w:val="0"/>
-          <w:numId w:val="25"/>
+          <w:numId w:val="30"/>
         </w:numPr>
         <w:spacing w:before="100" w:beforeAutospacing="1" w:after="100" w:afterAutospacing="1"/>
         <w:jc w:val="both"/>
@@ -1759,21 +1751,21 @@
         <w:rPr>
           <w:szCs w:val="24"/>
         </w:rPr>
-        <w:t xml:space="preserve">Improved backend throughput by adding </w:t>
-      </w:r>
-      <w:proofErr w:type="spellStart"/>
-      <w:r>
-        <w:rPr>
-          <w:szCs w:val="24"/>
-        </w:rPr>
-        <w:t>Redis</w:t>
-      </w:r>
-      <w:proofErr w:type="spellEnd"/>
-      <w:r>
-        <w:rPr>
-          <w:szCs w:val="24"/>
-        </w:rPr>
-        <w:t xml:space="preserve"> caching, query tuning, and pagination safeguards for large reporting screens used by operations teams.</w:t>
+        <w:t xml:space="preserve">Upgraded backend services from </w:t>
+      </w:r>
+      <w:r>
+        <w:rPr>
+          <w:b/>
+          <w:bCs/>
+          <w:szCs w:val="24"/>
+        </w:rPr>
+        <w:t>.NET Core 3.1 to .NET 6.0</w:t>
+      </w:r>
+      <w:r>
+        <w:rPr>
+          <w:szCs w:val="24"/>
+        </w:rPr>
+        <w:t>, updating hosting configuration, logging libraries, package dependencies, and CI pipeline tasks.</w:t>
       </w:r>
     </w:p>
     <w:p>
@@ -1781,7 +1773,7 @@
         <w:pStyle w:val="ListParagraph"/>
         <w:numPr>
           <w:ilvl w:val="0"/>
-          <w:numId w:val="25"/>
+          <w:numId w:val="30"/>
         </w:numPr>
         <w:spacing w:before="100" w:beforeAutospacing="1" w:after="100" w:afterAutospacing="1"/>
         <w:jc w:val="both"/>
@@ -1793,21 +1785,7 @@
         <w:rPr>
           <w:szCs w:val="24"/>
         </w:rPr>
-        <w:t xml:space="preserve">Supported gradual migration from older Node.js 8–10 services to </w:t>
-      </w:r>
-      <w:r>
-        <w:rPr>
-          <w:b/>
-          <w:bCs/>
-          <w:szCs w:val="24"/>
-        </w:rPr>
-        <w:t>Node.js 12–14</w:t>
-      </w:r>
-      <w:r>
-        <w:rPr>
-          <w:szCs w:val="24"/>
-        </w:rPr>
-        <w:t>, resolving dependency conflicts and updating build pipelines.</w:t>
+        <w:t>Integrated third-party APIs for payments, notifications, and identity verification while adding retry policies, request logging, and fallback handling for unstable vendor responses.</w:t>
       </w:r>
     </w:p>
     <w:p>
@@ -1815,7 +1793,7 @@
         <w:pStyle w:val="ListParagraph"/>
         <w:numPr>
           <w:ilvl w:val="0"/>
-          <w:numId w:val="25"/>
+          <w:numId w:val="30"/>
         </w:numPr>
         <w:spacing w:before="100" w:beforeAutospacing="1" w:after="100" w:afterAutospacing="1"/>
         <w:jc w:val="both"/>
@@ -1827,21 +1805,51 @@
         <w:rPr>
           <w:szCs w:val="24"/>
         </w:rPr>
-        <w:t xml:space="preserve">Integrated third-party APIs for payments, shipping, notifications, and identity verification with retry logic, </w:t>
+        <w:t xml:space="preserve">Added automated tests with </w:t>
       </w:r>
       <w:proofErr w:type="spellStart"/>
       <w:r>
         <w:rPr>
-          <w:szCs w:val="24"/>
-        </w:rPr>
-        <w:t>webhook</w:t>
+          <w:b/>
+          <w:bCs/>
+          <w:szCs w:val="24"/>
+        </w:rPr>
+        <w:t>xUnit</w:t>
       </w:r>
       <w:proofErr w:type="spellEnd"/>
       <w:r>
         <w:rPr>
           <w:szCs w:val="24"/>
         </w:rPr>
-        <w:t xml:space="preserve"> validation, and failure logging.</w:t>
+        <w:t xml:space="preserve">, </w:t>
+      </w:r>
+      <w:proofErr w:type="spellStart"/>
+      <w:r>
+        <w:rPr>
+          <w:szCs w:val="24"/>
+        </w:rPr>
+        <w:t>Moq</w:t>
+      </w:r>
+      <w:proofErr w:type="spellEnd"/>
+      <w:r>
+        <w:rPr>
+          <w:szCs w:val="24"/>
+        </w:rPr>
+        <w:t xml:space="preserve">, Jest, and Cypress around high-risk workflows, reducing regression defects during release cycles by </w:t>
+      </w:r>
+      <w:r>
+        <w:rPr>
+          <w:b/>
+          <w:bCs/>
+          <w:szCs w:val="24"/>
+        </w:rPr>
+        <w:t>33%</w:t>
+      </w:r>
+      <w:r>
+        <w:rPr>
+          <w:szCs w:val="24"/>
+        </w:rPr>
+        <w:t>.</w:t>
       </w:r>
     </w:p>
     <w:p>
@@ -1849,7 +1857,7 @@
         <w:pStyle w:val="ListParagraph"/>
         <w:numPr>
           <w:ilvl w:val="0"/>
-          <w:numId w:val="25"/>
+          <w:numId w:val="30"/>
         </w:numPr>
         <w:spacing w:before="100" w:beforeAutospacing="1" w:after="100" w:afterAutospacing="1"/>
         <w:jc w:val="both"/>
@@ -1861,21 +1869,7 @@
         <w:rPr>
           <w:szCs w:val="24"/>
         </w:rPr>
-        <w:t xml:space="preserve">Added Cypress regression tests around critical user flows, reducing release-blocking UI defects by </w:t>
-      </w:r>
-      <w:r>
-        <w:rPr>
-          <w:b/>
-          <w:bCs/>
-          <w:szCs w:val="24"/>
-        </w:rPr>
-        <w:t>28%</w:t>
-      </w:r>
-      <w:r>
-        <w:rPr>
-          <w:szCs w:val="24"/>
-        </w:rPr>
-        <w:t xml:space="preserve"> across client projects.</w:t>
+        <w:t>Collaborated with client architects and offshore QA teams to clarify acceptance criteria, troubleshoot environment issues, and deliver production-ready features under changing priorities.</w:t>
       </w:r>
     </w:p>
     <w:p>
@@ -1883,7 +1877,7 @@
         <w:pStyle w:val="ListParagraph"/>
         <w:numPr>
           <w:ilvl w:val="0"/>
-          <w:numId w:val="25"/>
+          <w:numId w:val="30"/>
         </w:numPr>
         <w:spacing w:before="100" w:beforeAutospacing="1" w:after="100" w:afterAutospacing="1"/>
         <w:jc w:val="both"/>
@@ -1895,21 +1889,7 @@
         <w:rPr>
           <w:szCs w:val="24"/>
         </w:rPr>
-        <w:t xml:space="preserve">Collaborated with QA to reproduce browser-specific bugs, isolate root causes, and patch </w:t>
-      </w:r>
-      <w:proofErr w:type="spellStart"/>
-      <w:r>
-        <w:rPr>
-          <w:szCs w:val="24"/>
-        </w:rPr>
-        <w:t>Vue</w:t>
-      </w:r>
-      <w:proofErr w:type="spellEnd"/>
-      <w:r>
-        <w:rPr>
-          <w:szCs w:val="24"/>
-        </w:rPr>
-        <w:t xml:space="preserve"> rendering issues caused by reactive state misuse.</w:t>
+        <w:t>Supported Azure App Service deployments, SQL migrations, and release validation while keeping communication clear between engineering, QA, product, and client stakeholders.</w:t>
       </w:r>
     </w:p>
     <w:p>
@@ -1977,7 +1957,7 @@
         <w:pStyle w:val="ListParagraph"/>
         <w:numPr>
           <w:ilvl w:val="0"/>
-          <w:numId w:val="27"/>
+          <w:numId w:val="31"/>
         </w:numPr>
         <w:spacing w:before="100" w:beforeAutospacing="1" w:after="100" w:afterAutospacing="1"/>
         <w:jc w:val="both"/>
@@ -1989,7 +1969,7 @@
         <w:rPr>
           <w:szCs w:val="24"/>
         </w:rPr>
-        <w:t xml:space="preserve">Built responsive client portals and </w:t>
+        <w:t xml:space="preserve">Delivered business web applications for </w:t>
       </w:r>
       <w:proofErr w:type="spellStart"/>
       <w:r>
@@ -2003,7 +1983,7 @@
         <w:rPr>
           <w:szCs w:val="24"/>
         </w:rPr>
-        <w:t xml:space="preserve"> dashboards using </w:t>
+        <w:t xml:space="preserve">, marketing, and internal operations using </w:t>
       </w:r>
       <w:r>
         <w:rPr>
@@ -2017,21 +1997,63 @@
         <w:rPr>
           <w:szCs w:val="24"/>
         </w:rPr>
-        <w:t xml:space="preserve">, Node.js, Express, MySQL, MongoDB, and </w:t>
-      </w:r>
-      <w:proofErr w:type="spellStart"/>
-      <w:r>
-        <w:rPr>
-          <w:szCs w:val="24"/>
-        </w:rPr>
-        <w:t>BootstrapVue</w:t>
-      </w:r>
-      <w:proofErr w:type="spellEnd"/>
-      <w:r>
-        <w:rPr>
-          <w:szCs w:val="24"/>
-        </w:rPr>
-        <w:t xml:space="preserve"> for digital agency clients.</w:t>
+        <w:t xml:space="preserve">, </w:t>
+      </w:r>
+      <w:r>
+        <w:rPr>
+          <w:b/>
+          <w:bCs/>
+          <w:szCs w:val="24"/>
+        </w:rPr>
+        <w:t>ASP.NET MVC 5</w:t>
+      </w:r>
+      <w:r>
+        <w:rPr>
+          <w:szCs w:val="24"/>
+        </w:rPr>
+        <w:t xml:space="preserve">, </w:t>
+      </w:r>
+      <w:r>
+        <w:rPr>
+          <w:b/>
+          <w:bCs/>
+          <w:szCs w:val="24"/>
+        </w:rPr>
+        <w:t>Web API 2</w:t>
+      </w:r>
+      <w:r>
+        <w:rPr>
+          <w:szCs w:val="24"/>
+        </w:rPr>
+        <w:t xml:space="preserve">, </w:t>
+      </w:r>
+      <w:r>
+        <w:rPr>
+          <w:b/>
+          <w:bCs/>
+          <w:szCs w:val="24"/>
+        </w:rPr>
+        <w:t>C#</w:t>
+      </w:r>
+      <w:r>
+        <w:rPr>
+          <w:szCs w:val="24"/>
+        </w:rPr>
+        <w:t xml:space="preserve">, and </w:t>
+      </w:r>
+      <w:r>
+        <w:rPr>
+          <w:b/>
+          <w:bCs/>
+          <w:szCs w:val="24"/>
+        </w:rPr>
+        <w:t>SQL Server 2016–2019</w:t>
+      </w:r>
+      <w:r>
+        <w:rPr>
+          <w:szCs w:val="24"/>
+        </w:rPr>
+        <w:t>.</w:t>
       </w:r>
     </w:p>
     <w:p>
@@ -2039,7 +2061,7 @@
         <w:pStyle w:val="ListParagraph"/>
         <w:numPr>
           <w:ilvl w:val="0"/>
-          <w:numId w:val="27"/>
+          <w:numId w:val="31"/>
         </w:numPr>
         <w:spacing w:before="100" w:beforeAutospacing="1" w:after="100" w:afterAutospacing="1"/>
         <w:jc w:val="both"/>
@@ -2051,7 +2073,7 @@
         <w:rPr>
           <w:szCs w:val="24"/>
         </w:rPr>
-        <w:t xml:space="preserve">Converted older server-rendered pages into </w:t>
+        <w:t xml:space="preserve">Modernized older Razor and jQuery screens by introducing </w:t>
       </w:r>
       <w:proofErr w:type="spellStart"/>
       <w:r>
@@ -2065,7 +2087,7 @@
         <w:rPr>
           <w:szCs w:val="24"/>
         </w:rPr>
-        <w:t>-based interactive modules, improving user experience while keeping existing backend routes stable.</w:t>
+        <w:t xml:space="preserve"> components where full rewrites were risky, improving maintainability while protecting existing customer workflows.</w:t>
       </w:r>
     </w:p>
     <w:p>
@@ -2073,7 +2095,7 @@
         <w:pStyle w:val="ListParagraph"/>
         <w:numPr>
           <w:ilvl w:val="0"/>
-          <w:numId w:val="27"/>
+          <w:numId w:val="31"/>
         </w:numPr>
         <w:spacing w:before="100" w:beforeAutospacing="1" w:after="100" w:afterAutospacing="1"/>
         <w:jc w:val="both"/>
@@ -2085,21 +2107,7 @@
         <w:rPr>
           <w:szCs w:val="24"/>
         </w:rPr>
-        <w:t xml:space="preserve">Implemented product search, cart workflows, admin reporting, and CMS-style content features with reusable </w:t>
-      </w:r>
-      <w:proofErr w:type="spellStart"/>
-      <w:r>
-        <w:rPr>
-          <w:szCs w:val="24"/>
-        </w:rPr>
-        <w:t>Vue</w:t>
-      </w:r>
-      <w:proofErr w:type="spellEnd"/>
-      <w:r>
-        <w:rPr>
-          <w:szCs w:val="24"/>
-        </w:rPr>
-        <w:t xml:space="preserve"> components and REST API integrations.</w:t>
+        <w:t>Created API endpoints for catalog, order, user profile, and reporting modules, using layered service classes and validation logic to keep business rules testable.</w:t>
       </w:r>
     </w:p>
     <w:p>
@@ -2107,7 +2115,7 @@
         <w:pStyle w:val="ListParagraph"/>
         <w:numPr>
           <w:ilvl w:val="0"/>
-          <w:numId w:val="27"/>
+          <w:numId w:val="31"/>
         </w:numPr>
         <w:spacing w:before="100" w:beforeAutospacing="1" w:after="100" w:afterAutospacing="1"/>
         <w:jc w:val="both"/>
@@ -2119,21 +2127,21 @@
         <w:rPr>
           <w:szCs w:val="24"/>
         </w:rPr>
-        <w:t xml:space="preserve">Solved a recurring checkout bug caused by duplicate submission events by adding frontend guards, backend </w:t>
-      </w:r>
-      <w:proofErr w:type="spellStart"/>
-      <w:r>
-        <w:rPr>
-          <w:szCs w:val="24"/>
-        </w:rPr>
-        <w:t>idempotency</w:t>
-      </w:r>
-      <w:proofErr w:type="spellEnd"/>
-      <w:r>
-        <w:rPr>
-          <w:szCs w:val="24"/>
-        </w:rPr>
-        <w:t xml:space="preserve"> keys, and stronger payment logging.</w:t>
+        <w:t xml:space="preserve">Resolved a recurring checkout failure caused by inconsistent session state and payment callback timing, improving successful order completion by </w:t>
+      </w:r>
+      <w:r>
+        <w:rPr>
+          <w:b/>
+          <w:bCs/>
+          <w:szCs w:val="24"/>
+        </w:rPr>
+        <w:t>22%</w:t>
+      </w:r>
+      <w:r>
+        <w:rPr>
+          <w:szCs w:val="24"/>
+        </w:rPr>
+        <w:t>.</w:t>
       </w:r>
     </w:p>
     <w:p>
@@ -2141,7 +2149,7 @@
         <w:pStyle w:val="ListParagraph"/>
         <w:numPr>
           <w:ilvl w:val="0"/>
-          <w:numId w:val="27"/>
+          <w:numId w:val="31"/>
         </w:numPr>
         <w:spacing w:before="100" w:beforeAutospacing="1" w:after="100" w:afterAutospacing="1"/>
         <w:jc w:val="both"/>
@@ -2153,7 +2161,8 @@
         <w:rPr>
           <w:szCs w:val="24"/>
         </w:rPr>
-        <w:t>Improved page performance by optimizing images, reducing JavaScript bundle size, and caching API responses for high-traffic marketing pages.</w:t>
+        <w:lastRenderedPageBreak/>
+        <w:t>Optimized SQL Server queries for product search and order history by adding indexes, reducing unnecessary joins, and caching stable reference data.</w:t>
       </w:r>
     </w:p>
     <w:p>
@@ -2161,7 +2170,7 @@
         <w:pStyle w:val="ListParagraph"/>
         <w:numPr>
           <w:ilvl w:val="0"/>
-          <w:numId w:val="27"/>
+          <w:numId w:val="31"/>
         </w:numPr>
         <w:spacing w:before="100" w:beforeAutospacing="1" w:after="100" w:afterAutospacing="1"/>
         <w:jc w:val="both"/>
@@ -2173,7 +2182,21 @@
         <w:rPr>
           <w:szCs w:val="24"/>
         </w:rPr>
-        <w:t>Built Node.js middleware for authentication, file uploads, email notifications, and third-party API connections across multiple client projects.</w:t>
+        <w:t xml:space="preserve">Implemented admin dashboards with </w:t>
+      </w:r>
+      <w:proofErr w:type="spellStart"/>
+      <w:r>
+        <w:rPr>
+          <w:szCs w:val="24"/>
+        </w:rPr>
+        <w:t>Vue</w:t>
+      </w:r>
+      <w:proofErr w:type="spellEnd"/>
+      <w:r>
+        <w:rPr>
+          <w:szCs w:val="24"/>
+        </w:rPr>
+        <w:t>, Bootstrap, and Chart.js to help operations teams track orders, campaigns, customer activity, and inventory exceptions.</w:t>
       </w:r>
     </w:p>
     <w:p>
@@ -2181,7 +2204,7 @@
         <w:pStyle w:val="ListParagraph"/>
         <w:numPr>
           <w:ilvl w:val="0"/>
-          <w:numId w:val="27"/>
+          <w:numId w:val="31"/>
         </w:numPr>
         <w:spacing w:before="100" w:beforeAutospacing="1" w:after="100" w:afterAutospacing="1"/>
         <w:jc w:val="both"/>
@@ -2193,8 +2216,21 @@
         <w:rPr>
           <w:szCs w:val="24"/>
         </w:rPr>
-        <w:lastRenderedPageBreak/>
-        <w:t xml:space="preserve">Created MySQL indexes and query refactors for reporting dashboards, reducing slow page responses by </w:t>
+        <w:t xml:space="preserve">Migrated selected applications from older IIS-hosted MVC patterns toward API-first structures, preparing </w:t>
+      </w:r>
+      <w:proofErr w:type="gramStart"/>
+      <w:r>
+        <w:rPr>
+          <w:szCs w:val="24"/>
+        </w:rPr>
+        <w:t>the codebase</w:t>
+      </w:r>
+      <w:proofErr w:type="gramEnd"/>
+      <w:r>
+        <w:rPr>
+          <w:szCs w:val="24"/>
+        </w:rPr>
+        <w:t xml:space="preserve"> for future </w:t>
       </w:r>
       <w:r>
         <w:rPr>
@@ -2202,13 +2238,13 @@
           <w:bCs/>
           <w:szCs w:val="24"/>
         </w:rPr>
-        <w:t>33%</w:t>
-      </w:r>
-      <w:r>
-        <w:rPr>
-          <w:szCs w:val="24"/>
-        </w:rPr>
-        <w:t xml:space="preserve"> under heavier client data volumes.</w:t>
+        <w:t>ASP.NET Core</w:t>
+      </w:r>
+      <w:r>
+        <w:rPr>
+          <w:szCs w:val="24"/>
+        </w:rPr>
+        <w:t xml:space="preserve"> adoption.</w:t>
       </w:r>
     </w:p>
     <w:p>
@@ -2216,7 +2252,7 @@
         <w:pStyle w:val="ListParagraph"/>
         <w:numPr>
           <w:ilvl w:val="0"/>
-          <w:numId w:val="27"/>
+          <w:numId w:val="31"/>
         </w:numPr>
         <w:spacing w:before="100" w:beforeAutospacing="1" w:after="100" w:afterAutospacing="1"/>
         <w:jc w:val="both"/>
@@ -2228,7 +2264,21 @@
         <w:rPr>
           <w:szCs w:val="24"/>
         </w:rPr>
-        <w:t>Supported migration from callback-heavy Node.js code to Promise-based services, improving readability and reducing nested error-handling problems.</w:t>
+        <w:t xml:space="preserve">Fixed cross-browser layout issues, frontend validation gaps, and </w:t>
+      </w:r>
+      <w:proofErr w:type="spellStart"/>
+      <w:r>
+        <w:rPr>
+          <w:szCs w:val="24"/>
+        </w:rPr>
+        <w:t>timezone</w:t>
+      </w:r>
+      <w:proofErr w:type="spellEnd"/>
+      <w:r>
+        <w:rPr>
+          <w:szCs w:val="24"/>
+        </w:rPr>
+        <w:t>-related display bugs that caused confusion for users across different regions.</w:t>
       </w:r>
     </w:p>
     <w:p>
@@ -2236,7 +2286,7 @@
         <w:pStyle w:val="ListParagraph"/>
         <w:numPr>
           <w:ilvl w:val="0"/>
-          <w:numId w:val="27"/>
+          <w:numId w:val="31"/>
         </w:numPr>
         <w:spacing w:before="100" w:beforeAutospacing="1" w:after="100" w:afterAutospacing="1"/>
         <w:jc w:val="both"/>
@@ -2248,7 +2298,27 @@
         <w:rPr>
           <w:szCs w:val="24"/>
         </w:rPr>
-        <w:t>Worked flexibly across frontend, backend, QA fixes, deployment support, and client feedback cycles to keep small-team delivery predictable.</w:t>
+        <w:t>Worked flexibly across UI development, backend APIs, database scripts, release support, and client troubleshooting when small teams needed broad ownership.</w:t>
+      </w:r>
+    </w:p>
+    <w:p>
+      <w:pPr>
+        <w:pStyle w:val="ListParagraph"/>
+        <w:numPr>
+          <w:ilvl w:val="0"/>
+          <w:numId w:val="31"/>
+        </w:numPr>
+        <w:spacing w:before="100" w:beforeAutospacing="1" w:after="100" w:afterAutospacing="1"/>
+        <w:jc w:val="both"/>
+        <w:rPr>
+          <w:szCs w:val="24"/>
+        </w:rPr>
+      </w:pPr>
+      <w:r>
+        <w:rPr>
+          <w:szCs w:val="24"/>
+        </w:rPr>
+        <w:t>Improved deployment reliability by documenting IIS setup, connection strings, environment variables, and rollback steps for repeatable production releases.</w:t>
       </w:r>
     </w:p>
     <w:p>
@@ -2310,7 +2380,7 @@
         <w:pStyle w:val="ListParagraph"/>
         <w:numPr>
           <w:ilvl w:val="0"/>
-          <w:numId w:val="28"/>
+          <w:numId w:val="32"/>
         </w:numPr>
         <w:spacing w:before="100" w:beforeAutospacing="1" w:after="100" w:afterAutospacing="1"/>
         <w:jc w:val="both"/>
@@ -2322,7 +2392,7 @@
         <w:rPr>
           <w:szCs w:val="24"/>
         </w:rPr>
-        <w:t xml:space="preserve">Supported web application development using early </w:t>
+        <w:t xml:space="preserve">Supported early-stage product development using </w:t>
       </w:r>
       <w:r>
         <w:rPr>
@@ -2330,13 +2400,27 @@
           <w:bCs/>
           <w:szCs w:val="24"/>
         </w:rPr>
-        <w:t>Vue.js 1.x–2.x</w:t>
-      </w:r>
-      <w:r>
-        <w:rPr>
-          <w:szCs w:val="24"/>
-        </w:rPr>
-        <w:t>, JavaScript, Node.js, Express, MySQL, HTML, CSS, and Bootstrap.</w:t>
+        <w:t>C#</w:t>
+      </w:r>
+      <w:r>
+        <w:rPr>
+          <w:szCs w:val="24"/>
+        </w:rPr>
+        <w:t xml:space="preserve">, </w:t>
+      </w:r>
+      <w:r>
+        <w:rPr>
+          <w:b/>
+          <w:bCs/>
+          <w:szCs w:val="24"/>
+        </w:rPr>
+        <w:t>ASP.NET MVC 4–5</w:t>
+      </w:r>
+      <w:r>
+        <w:rPr>
+          <w:szCs w:val="24"/>
+        </w:rPr>
+        <w:t>, JavaScript, jQuery, Bootstrap, and SQL Server for internal tools and customer-facing web modules.</w:t>
       </w:r>
     </w:p>
     <w:p>
@@ -2344,7 +2428,7 @@
         <w:pStyle w:val="ListParagraph"/>
         <w:numPr>
           <w:ilvl w:val="0"/>
-          <w:numId w:val="28"/>
+          <w:numId w:val="32"/>
         </w:numPr>
         <w:spacing w:before="100" w:beforeAutospacing="1" w:after="100" w:afterAutospacing="1"/>
         <w:jc w:val="both"/>
@@ -2356,7 +2440,7 @@
         <w:rPr>
           <w:szCs w:val="24"/>
         </w:rPr>
-        <w:t>Built form-heavy admin screens, reusable UI elements, and simple dashboard widgets for internal business users and customer support workflows.</w:t>
+        <w:t>Built forms, tables, authentication screens, and simple reporting pages while learning how to structure controllers, views, services, and database access responsibly.</w:t>
       </w:r>
     </w:p>
     <w:p>
@@ -2364,7 +2448,7 @@
         <w:pStyle w:val="ListParagraph"/>
         <w:numPr>
           <w:ilvl w:val="0"/>
-          <w:numId w:val="28"/>
+          <w:numId w:val="32"/>
         </w:numPr>
         <w:spacing w:before="100" w:beforeAutospacing="1" w:after="100" w:afterAutospacing="1"/>
         <w:jc w:val="both"/>
@@ -2376,7 +2460,7 @@
         <w:rPr>
           <w:szCs w:val="24"/>
         </w:rPr>
-        <w:t>Fixed frontend validation bugs, layout issues, and inconsistent API response handling that caused user confusion during account update workflows.</w:t>
+        <w:t>Assisted senior engineers with moving repeated JavaScript logic into reusable modules, reducing frontend duplication and improving consistency across several pages.</w:t>
       </w:r>
     </w:p>
     <w:p>
@@ -2384,7 +2468,7 @@
         <w:pStyle w:val="ListParagraph"/>
         <w:numPr>
           <w:ilvl w:val="0"/>
-          <w:numId w:val="28"/>
+          <w:numId w:val="32"/>
         </w:numPr>
         <w:spacing w:before="100" w:beforeAutospacing="1" w:after="100" w:afterAutospacing="1"/>
         <w:jc w:val="both"/>
@@ -2396,7 +2480,21 @@
         <w:rPr>
           <w:szCs w:val="24"/>
         </w:rPr>
-        <w:t>Created basic Node.js endpoints for user records, notifications, and reporting features while learning secure routing and structured error responses.</w:t>
+        <w:t xml:space="preserve">Fixed validation bugs where server-side rules and client-side rules behaved differently, helping reduce user-submitted data errors by </w:t>
+      </w:r>
+      <w:r>
+        <w:rPr>
+          <w:b/>
+          <w:bCs/>
+          <w:szCs w:val="24"/>
+        </w:rPr>
+        <w:t>18%</w:t>
+      </w:r>
+      <w:r>
+        <w:rPr>
+          <w:szCs w:val="24"/>
+        </w:rPr>
+        <w:t>.</w:t>
       </w:r>
     </w:p>
     <w:p>
@@ -2404,7 +2502,7 @@
         <w:pStyle w:val="ListParagraph"/>
         <w:numPr>
           <w:ilvl w:val="0"/>
-          <w:numId w:val="28"/>
+          <w:numId w:val="32"/>
         </w:numPr>
         <w:spacing w:before="100" w:beforeAutospacing="1" w:after="100" w:afterAutospacing="1"/>
         <w:jc w:val="both"/>
@@ -2416,21 +2514,7 @@
         <w:rPr>
           <w:szCs w:val="24"/>
         </w:rPr>
-        <w:t xml:space="preserve">Assisted with migration of older JavaScript modules into </w:t>
-      </w:r>
-      <w:proofErr w:type="spellStart"/>
-      <w:r>
-        <w:rPr>
-          <w:szCs w:val="24"/>
-        </w:rPr>
-        <w:t>Vue</w:t>
-      </w:r>
-      <w:proofErr w:type="spellEnd"/>
-      <w:r>
-        <w:rPr>
-          <w:szCs w:val="24"/>
-        </w:rPr>
-        <w:t xml:space="preserve"> components, helping the team reduce duplicated DOM manipulation logic.</w:t>
+        <w:t>Investigated SQL performance problems in small reporting screens by reviewing execution plans, simplifying queries, and adding basic indexes under senior guidance.</w:t>
       </w:r>
     </w:p>
     <w:p>
@@ -2438,7 +2522,7 @@
         <w:pStyle w:val="ListParagraph"/>
         <w:numPr>
           <w:ilvl w:val="0"/>
-          <w:numId w:val="28"/>
+          <w:numId w:val="32"/>
         </w:numPr>
         <w:spacing w:before="100" w:beforeAutospacing="1" w:after="100" w:afterAutospacing="1"/>
         <w:jc w:val="both"/>
@@ -2450,7 +2534,7 @@
         <w:rPr>
           <w:szCs w:val="24"/>
         </w:rPr>
-        <w:t>Improved SQL queries and added simple indexes for frequently used list pages, reducing loading delays for support staff.</w:t>
+        <w:t>Implemented basic REST-style endpoints for profile updates, lookup data, and internal workflow actions using ASP.NET MVC controllers and JSON responses.</w:t>
       </w:r>
     </w:p>
     <w:p>
@@ -2458,7 +2542,7 @@
         <w:pStyle w:val="ListParagraph"/>
         <w:numPr>
           <w:ilvl w:val="0"/>
-          <w:numId w:val="28"/>
+          <w:numId w:val="32"/>
         </w:numPr>
         <w:spacing w:before="100" w:beforeAutospacing="1" w:after="100" w:afterAutospacing="1"/>
         <w:jc w:val="both"/>
@@ -2470,7 +2554,7 @@
         <w:rPr>
           <w:szCs w:val="24"/>
         </w:rPr>
-        <w:t>Worked with senior engineers to debug production issues, review logs, reproduce defects, and document fixes for future maintenance.</w:t>
+        <w:t>Helped troubleshoot production issues related to incorrect configuration values, missing deployment files, browser caching, and inconsistent database scripts.</w:t>
       </w:r>
     </w:p>
     <w:p>
@@ -2478,7 +2562,7 @@
         <w:pStyle w:val="ListParagraph"/>
         <w:numPr>
           <w:ilvl w:val="0"/>
-          <w:numId w:val="28"/>
+          <w:numId w:val="32"/>
         </w:numPr>
         <w:spacing w:before="100" w:beforeAutospacing="1" w:after="100" w:afterAutospacing="1"/>
         <w:jc w:val="both"/>
@@ -2490,27 +2574,7 @@
         <w:rPr>
           <w:szCs w:val="24"/>
         </w:rPr>
-        <w:t>Added unit tests for utility functions and API helpers, improving confidence around small but business-critical workflow changes.</w:t>
-      </w:r>
-    </w:p>
-    <w:p>
-      <w:pPr>
-        <w:pStyle w:val="ListParagraph"/>
-        <w:numPr>
-          <w:ilvl w:val="0"/>
-          <w:numId w:val="28"/>
-        </w:numPr>
-        <w:spacing w:before="100" w:beforeAutospacing="1" w:after="100" w:afterAutospacing="1"/>
-        <w:jc w:val="both"/>
-        <w:rPr>
-          <w:szCs w:val="24"/>
-        </w:rPr>
-      </w:pPr>
-      <w:r>
-        <w:rPr>
-          <w:szCs w:val="24"/>
-        </w:rPr>
-        <w:t>Helped prepare release notes, deployment checklists, and QA verification steps to support smoother production releases.</w:t>
+        <w:t>Created technical notes for recurring setup problems, making onboarding smoother for other junior developers and reducing repeated environment questions.</w:t>
       </w:r>
     </w:p>
     <w:p>
@@ -2755,11 +2819,8 @@
         </w:rPr>
         <w:t>)</w:t>
       </w:r>
-    </w:p>
-    <w:p>
-      <w:pPr>
-        <w:pStyle w:val="experiencestentence"/>
-      </w:pPr>
+      <w:bookmarkStart w:id="0" w:name="_GoBack"/>
+      <w:bookmarkEnd w:id="0"/>
     </w:p>
     <w:sectPr>
       <w:pgSz w:w="12240" w:h="15840"/>
@@ -4017,6 +4078,119 @@
     </w:lvl>
   </w:abstractNum>
   <w:abstractNum w:abstractNumId="11">
+    <w:nsid w:val="1AE62121"/>
+    <w:multiLevelType w:val="hybridMultilevel"/>
+    <w:tmpl w:val="5BC64036"/>
+    <w:lvl w:ilvl="0" w:tplc="04090001">
+      <w:start w:val="1"/>
+      <w:numFmt w:val="bullet"/>
+      <w:lvlText w:val=""/>
+      <w:lvlJc w:val="left"/>
+      <w:pPr>
+        <w:ind w:left="360" w:hanging="360"/>
+      </w:pPr>
+      <w:rPr>
+        <w:rFonts w:ascii="Symbol" w:hAnsi="Symbol" w:hint="default"/>
+      </w:rPr>
+    </w:lvl>
+    <w:lvl w:ilvl="1" w:tplc="04090003" w:tentative="1">
+      <w:start w:val="1"/>
+      <w:numFmt w:val="bullet"/>
+      <w:lvlText w:val="o"/>
+      <w:lvlJc w:val="left"/>
+      <w:pPr>
+        <w:ind w:left="1080" w:hanging="360"/>
+      </w:pPr>
+      <w:rPr>
+        <w:rFonts w:ascii="Courier New" w:hAnsi="Courier New" w:cs="Courier New" w:hint="default"/>
+      </w:rPr>
+    </w:lvl>
+    <w:lvl w:ilvl="2" w:tplc="04090005" w:tentative="1">
+      <w:start w:val="1"/>
+      <w:numFmt w:val="bullet"/>
+      <w:lvlText w:val=""/>
+      <w:lvlJc w:val="left"/>
+      <w:pPr>
+        <w:ind w:left="1800" w:hanging="360"/>
+      </w:pPr>
+      <w:rPr>
+        <w:rFonts w:ascii="Wingdings" w:hAnsi="Wingdings" w:hint="default"/>
+      </w:rPr>
+    </w:lvl>
+    <w:lvl w:ilvl="3" w:tplc="04090001" w:tentative="1">
+      <w:start w:val="1"/>
+      <w:numFmt w:val="bullet"/>
+      <w:lvlText w:val=""/>
+      <w:lvlJc w:val="left"/>
+      <w:pPr>
+        <w:ind w:left="2520" w:hanging="360"/>
+      </w:pPr>
+      <w:rPr>
+        <w:rFonts w:ascii="Symbol" w:hAnsi="Symbol" w:hint="default"/>
+      </w:rPr>
+    </w:lvl>
+    <w:lvl w:ilvl="4" w:tplc="04090003" w:tentative="1">
+      <w:start w:val="1"/>
+      <w:numFmt w:val="bullet"/>
+      <w:lvlText w:val="o"/>
+      <w:lvlJc w:val="left"/>
+      <w:pPr>
+        <w:ind w:left="3240" w:hanging="360"/>
+      </w:pPr>
+      <w:rPr>
+        <w:rFonts w:ascii="Courier New" w:hAnsi="Courier New" w:cs="Courier New" w:hint="default"/>
+      </w:rPr>
+    </w:lvl>
+    <w:lvl w:ilvl="5" w:tplc="04090005" w:tentative="1">
+      <w:start w:val="1"/>
+      <w:numFmt w:val="bullet"/>
+      <w:lvlText w:val=""/>
+      <w:lvlJc w:val="left"/>
+      <w:pPr>
+        <w:ind w:left="3960" w:hanging="360"/>
+      </w:pPr>
+      <w:rPr>
+        <w:rFonts w:ascii="Wingdings" w:hAnsi="Wingdings" w:hint="default"/>
+      </w:rPr>
+    </w:lvl>
+    <w:lvl w:ilvl="6" w:tplc="04090001" w:tentative="1">
+      <w:start w:val="1"/>
+      <w:numFmt w:val="bullet"/>
+      <w:lvlText w:val=""/>
+      <w:lvlJc w:val="left"/>
+      <w:pPr>
+        <w:ind w:left="4680" w:hanging="360"/>
+      </w:pPr>
+      <w:rPr>
+        <w:rFonts w:ascii="Symbol" w:hAnsi="Symbol" w:hint="default"/>
+      </w:rPr>
+    </w:lvl>
+    <w:lvl w:ilvl="7" w:tplc="04090003" w:tentative="1">
+      <w:start w:val="1"/>
+      <w:numFmt w:val="bullet"/>
+      <w:lvlText w:val="o"/>
+      <w:lvlJc w:val="left"/>
+      <w:pPr>
+        <w:ind w:left="5400" w:hanging="360"/>
+      </w:pPr>
+      <w:rPr>
+        <w:rFonts w:ascii="Courier New" w:hAnsi="Courier New" w:cs="Courier New" w:hint="default"/>
+      </w:rPr>
+    </w:lvl>
+    <w:lvl w:ilvl="8" w:tplc="04090005" w:tentative="1">
+      <w:start w:val="1"/>
+      <w:numFmt w:val="bullet"/>
+      <w:lvlText w:val=""/>
+      <w:lvlJc w:val="left"/>
+      <w:pPr>
+        <w:ind w:left="6120" w:hanging="360"/>
+      </w:pPr>
+      <w:rPr>
+        <w:rFonts w:ascii="Wingdings" w:hAnsi="Wingdings" w:hint="default"/>
+      </w:rPr>
+    </w:lvl>
+  </w:abstractNum>
+  <w:abstractNum w:abstractNumId="12">
     <w:nsid w:val="1EB71ABA"/>
     <w:multiLevelType w:val="hybridMultilevel"/>
     <w:tmpl w:val="19183344"/>
@@ -4129,7 +4303,7 @@
       </w:rPr>
     </w:lvl>
   </w:abstractNum>
-  <w:abstractNum w:abstractNumId="12">
+  <w:abstractNum w:abstractNumId="13">
     <w:nsid w:val="20726D95"/>
     <w:multiLevelType w:val="hybridMultilevel"/>
     <w:tmpl w:val="5AA271EA"/>
@@ -4242,7 +4416,7 @@
       </w:rPr>
     </w:lvl>
   </w:abstractNum>
-  <w:abstractNum w:abstractNumId="13">
+  <w:abstractNum w:abstractNumId="14">
     <w:nsid w:val="260F554C"/>
     <w:multiLevelType w:val="hybridMultilevel"/>
     <w:tmpl w:val="19E82B10"/>
@@ -4355,7 +4529,120 @@
       </w:rPr>
     </w:lvl>
   </w:abstractNum>
-  <w:abstractNum w:abstractNumId="14">
+  <w:abstractNum w:abstractNumId="15">
+    <w:nsid w:val="42DB0062"/>
+    <w:multiLevelType w:val="hybridMultilevel"/>
+    <w:tmpl w:val="D070EF16"/>
+    <w:lvl w:ilvl="0" w:tplc="04090001">
+      <w:start w:val="1"/>
+      <w:numFmt w:val="bullet"/>
+      <w:lvlText w:val=""/>
+      <w:lvlJc w:val="left"/>
+      <w:pPr>
+        <w:ind w:left="360" w:hanging="360"/>
+      </w:pPr>
+      <w:rPr>
+        <w:rFonts w:ascii="Symbol" w:hAnsi="Symbol" w:hint="default"/>
+      </w:rPr>
+    </w:lvl>
+    <w:lvl w:ilvl="1" w:tplc="04090003" w:tentative="1">
+      <w:start w:val="1"/>
+      <w:numFmt w:val="bullet"/>
+      <w:lvlText w:val="o"/>
+      <w:lvlJc w:val="left"/>
+      <w:pPr>
+        <w:ind w:left="1080" w:hanging="360"/>
+      </w:pPr>
+      <w:rPr>
+        <w:rFonts w:ascii="Courier New" w:hAnsi="Courier New" w:cs="Courier New" w:hint="default"/>
+      </w:rPr>
+    </w:lvl>
+    <w:lvl w:ilvl="2" w:tplc="04090005" w:tentative="1">
+      <w:start w:val="1"/>
+      <w:numFmt w:val="bullet"/>
+      <w:lvlText w:val=""/>
+      <w:lvlJc w:val="left"/>
+      <w:pPr>
+        <w:ind w:left="1800" w:hanging="360"/>
+      </w:pPr>
+      <w:rPr>
+        <w:rFonts w:ascii="Wingdings" w:hAnsi="Wingdings" w:hint="default"/>
+      </w:rPr>
+    </w:lvl>
+    <w:lvl w:ilvl="3" w:tplc="04090001" w:tentative="1">
+      <w:start w:val="1"/>
+      <w:numFmt w:val="bullet"/>
+      <w:lvlText w:val=""/>
+      <w:lvlJc w:val="left"/>
+      <w:pPr>
+        <w:ind w:left="2520" w:hanging="360"/>
+      </w:pPr>
+      <w:rPr>
+        <w:rFonts w:ascii="Symbol" w:hAnsi="Symbol" w:hint="default"/>
+      </w:rPr>
+    </w:lvl>
+    <w:lvl w:ilvl="4" w:tplc="04090003" w:tentative="1">
+      <w:start w:val="1"/>
+      <w:numFmt w:val="bullet"/>
+      <w:lvlText w:val="o"/>
+      <w:lvlJc w:val="left"/>
+      <w:pPr>
+        <w:ind w:left="3240" w:hanging="360"/>
+      </w:pPr>
+      <w:rPr>
+        <w:rFonts w:ascii="Courier New" w:hAnsi="Courier New" w:cs="Courier New" w:hint="default"/>
+      </w:rPr>
+    </w:lvl>
+    <w:lvl w:ilvl="5" w:tplc="04090005" w:tentative="1">
+      <w:start w:val="1"/>
+      <w:numFmt w:val="bullet"/>
+      <w:lvlText w:val=""/>
+      <w:lvlJc w:val="left"/>
+      <w:pPr>
+        <w:ind w:left="3960" w:hanging="360"/>
+      </w:pPr>
+      <w:rPr>
+        <w:rFonts w:ascii="Wingdings" w:hAnsi="Wingdings" w:hint="default"/>
+      </w:rPr>
+    </w:lvl>
+    <w:lvl w:ilvl="6" w:tplc="04090001" w:tentative="1">
+      <w:start w:val="1"/>
+      <w:numFmt w:val="bullet"/>
+      <w:lvlText w:val=""/>
+      <w:lvlJc w:val="left"/>
+      <w:pPr>
+        <w:ind w:left="4680" w:hanging="360"/>
+      </w:pPr>
+      <w:rPr>
+        <w:rFonts w:ascii="Symbol" w:hAnsi="Symbol" w:hint="default"/>
+      </w:rPr>
+    </w:lvl>
+    <w:lvl w:ilvl="7" w:tplc="04090003" w:tentative="1">
+      <w:start w:val="1"/>
+      <w:numFmt w:val="bullet"/>
+      <w:lvlText w:val="o"/>
+      <w:lvlJc w:val="left"/>
+      <w:pPr>
+        <w:ind w:left="5400" w:hanging="360"/>
+      </w:pPr>
+      <w:rPr>
+        <w:rFonts w:ascii="Courier New" w:hAnsi="Courier New" w:cs="Courier New" w:hint="default"/>
+      </w:rPr>
+    </w:lvl>
+    <w:lvl w:ilvl="8" w:tplc="04090005" w:tentative="1">
+      <w:start w:val="1"/>
+      <w:numFmt w:val="bullet"/>
+      <w:lvlText w:val=""/>
+      <w:lvlJc w:val="left"/>
+      <w:pPr>
+        <w:ind w:left="6120" w:hanging="360"/>
+      </w:pPr>
+      <w:rPr>
+        <w:rFonts w:ascii="Wingdings" w:hAnsi="Wingdings" w:hint="default"/>
+      </w:rPr>
+    </w:lvl>
+  </w:abstractNum>
+  <w:abstractNum w:abstractNumId="16">
     <w:nsid w:val="45FC2407"/>
     <w:multiLevelType w:val="hybridMultilevel"/>
     <w:tmpl w:val="B58AEA5A"/>
@@ -4469,7 +4756,7 @@
       </w:rPr>
     </w:lvl>
   </w:abstractNum>
-  <w:abstractNum w:abstractNumId="15">
+  <w:abstractNum w:abstractNumId="17">
     <w:nsid w:val="46B0178E"/>
     <w:multiLevelType w:val="hybridMultilevel"/>
     <w:tmpl w:val="A7A4B01A"/>
@@ -4582,7 +4869,120 @@
       </w:rPr>
     </w:lvl>
   </w:abstractNum>
-  <w:abstractNum w:abstractNumId="16">
+  <w:abstractNum w:abstractNumId="18">
+    <w:nsid w:val="559C00D6"/>
+    <w:multiLevelType w:val="hybridMultilevel"/>
+    <w:tmpl w:val="A46424AA"/>
+    <w:lvl w:ilvl="0" w:tplc="04090001">
+      <w:start w:val="1"/>
+      <w:numFmt w:val="bullet"/>
+      <w:lvlText w:val=""/>
+      <w:lvlJc w:val="left"/>
+      <w:pPr>
+        <w:ind w:left="360" w:hanging="360"/>
+      </w:pPr>
+      <w:rPr>
+        <w:rFonts w:ascii="Symbol" w:hAnsi="Symbol" w:hint="default"/>
+      </w:rPr>
+    </w:lvl>
+    <w:lvl w:ilvl="1" w:tplc="04090003" w:tentative="1">
+      <w:start w:val="1"/>
+      <w:numFmt w:val="bullet"/>
+      <w:lvlText w:val="o"/>
+      <w:lvlJc w:val="left"/>
+      <w:pPr>
+        <w:ind w:left="1080" w:hanging="360"/>
+      </w:pPr>
+      <w:rPr>
+        <w:rFonts w:ascii="Courier New" w:hAnsi="Courier New" w:cs="Courier New" w:hint="default"/>
+      </w:rPr>
+    </w:lvl>
+    <w:lvl w:ilvl="2" w:tplc="04090005" w:tentative="1">
+      <w:start w:val="1"/>
+      <w:numFmt w:val="bullet"/>
+      <w:lvlText w:val=""/>
+      <w:lvlJc w:val="left"/>
+      <w:pPr>
+        <w:ind w:left="1800" w:hanging="360"/>
+      </w:pPr>
+      <w:rPr>
+        <w:rFonts w:ascii="Wingdings" w:hAnsi="Wingdings" w:hint="default"/>
+      </w:rPr>
+    </w:lvl>
+    <w:lvl w:ilvl="3" w:tplc="04090001" w:tentative="1">
+      <w:start w:val="1"/>
+      <w:numFmt w:val="bullet"/>
+      <w:lvlText w:val=""/>
+      <w:lvlJc w:val="left"/>
+      <w:pPr>
+        <w:ind w:left="2520" w:hanging="360"/>
+      </w:pPr>
+      <w:rPr>
+        <w:rFonts w:ascii="Symbol" w:hAnsi="Symbol" w:hint="default"/>
+      </w:rPr>
+    </w:lvl>
+    <w:lvl w:ilvl="4" w:tplc="04090003" w:tentative="1">
+      <w:start w:val="1"/>
+      <w:numFmt w:val="bullet"/>
+      <w:lvlText w:val="o"/>
+      <w:lvlJc w:val="left"/>
+      <w:pPr>
+        <w:ind w:left="3240" w:hanging="360"/>
+      </w:pPr>
+      <w:rPr>
+        <w:rFonts w:ascii="Courier New" w:hAnsi="Courier New" w:cs="Courier New" w:hint="default"/>
+      </w:rPr>
+    </w:lvl>
+    <w:lvl w:ilvl="5" w:tplc="04090005" w:tentative="1">
+      <w:start w:val="1"/>
+      <w:numFmt w:val="bullet"/>
+      <w:lvlText w:val=""/>
+      <w:lvlJc w:val="left"/>
+      <w:pPr>
+        <w:ind w:left="3960" w:hanging="360"/>
+      </w:pPr>
+      <w:rPr>
+        <w:rFonts w:ascii="Wingdings" w:hAnsi="Wingdings" w:hint="default"/>
+      </w:rPr>
+    </w:lvl>
+    <w:lvl w:ilvl="6" w:tplc="04090001" w:tentative="1">
+      <w:start w:val="1"/>
+      <w:numFmt w:val="bullet"/>
+      <w:lvlText w:val=""/>
+      <w:lvlJc w:val="left"/>
+      <w:pPr>
+        <w:ind w:left="4680" w:hanging="360"/>
+      </w:pPr>
+      <w:rPr>
+        <w:rFonts w:ascii="Symbol" w:hAnsi="Symbol" w:hint="default"/>
+      </w:rPr>
+    </w:lvl>
+    <w:lvl w:ilvl="7" w:tplc="04090003" w:tentative="1">
+      <w:start w:val="1"/>
+      <w:numFmt w:val="bullet"/>
+      <w:lvlText w:val="o"/>
+      <w:lvlJc w:val="left"/>
+      <w:pPr>
+        <w:ind w:left="5400" w:hanging="360"/>
+      </w:pPr>
+      <w:rPr>
+        <w:rFonts w:ascii="Courier New" w:hAnsi="Courier New" w:cs="Courier New" w:hint="default"/>
+      </w:rPr>
+    </w:lvl>
+    <w:lvl w:ilvl="8" w:tplc="04090005" w:tentative="1">
+      <w:start w:val="1"/>
+      <w:numFmt w:val="bullet"/>
+      <w:lvlText w:val=""/>
+      <w:lvlJc w:val="left"/>
+      <w:pPr>
+        <w:ind w:left="6120" w:hanging="360"/>
+      </w:pPr>
+      <w:rPr>
+        <w:rFonts w:ascii="Wingdings" w:hAnsi="Wingdings" w:hint="default"/>
+      </w:rPr>
+    </w:lvl>
+  </w:abstractNum>
+  <w:abstractNum w:abstractNumId="19">
     <w:nsid w:val="564F6FD0"/>
     <w:multiLevelType w:val="hybridMultilevel"/>
     <w:tmpl w:val="A364B766"/>
@@ -4695,7 +5095,120 @@
       </w:rPr>
     </w:lvl>
   </w:abstractNum>
-  <w:abstractNum w:abstractNumId="17">
+  <w:abstractNum w:abstractNumId="20">
+    <w:nsid w:val="5A5D6493"/>
+    <w:multiLevelType w:val="hybridMultilevel"/>
+    <w:tmpl w:val="481AA448"/>
+    <w:lvl w:ilvl="0" w:tplc="04090001">
+      <w:start w:val="1"/>
+      <w:numFmt w:val="bullet"/>
+      <w:lvlText w:val=""/>
+      <w:lvlJc w:val="left"/>
+      <w:pPr>
+        <w:ind w:left="360" w:hanging="360"/>
+      </w:pPr>
+      <w:rPr>
+        <w:rFonts w:ascii="Symbol" w:hAnsi="Symbol" w:hint="default"/>
+      </w:rPr>
+    </w:lvl>
+    <w:lvl w:ilvl="1" w:tplc="04090003" w:tentative="1">
+      <w:start w:val="1"/>
+      <w:numFmt w:val="bullet"/>
+      <w:lvlText w:val="o"/>
+      <w:lvlJc w:val="left"/>
+      <w:pPr>
+        <w:ind w:left="1080" w:hanging="360"/>
+      </w:pPr>
+      <w:rPr>
+        <w:rFonts w:ascii="Courier New" w:hAnsi="Courier New" w:cs="Courier New" w:hint="default"/>
+      </w:rPr>
+    </w:lvl>
+    <w:lvl w:ilvl="2" w:tplc="04090005" w:tentative="1">
+      <w:start w:val="1"/>
+      <w:numFmt w:val="bullet"/>
+      <w:lvlText w:val=""/>
+      <w:lvlJc w:val="left"/>
+      <w:pPr>
+        <w:ind w:left="1800" w:hanging="360"/>
+      </w:pPr>
+      <w:rPr>
+        <w:rFonts w:ascii="Wingdings" w:hAnsi="Wingdings" w:hint="default"/>
+      </w:rPr>
+    </w:lvl>
+    <w:lvl w:ilvl="3" w:tplc="04090001" w:tentative="1">
+      <w:start w:val="1"/>
+      <w:numFmt w:val="bullet"/>
+      <w:lvlText w:val=""/>
+      <w:lvlJc w:val="left"/>
+      <w:pPr>
+        <w:ind w:left="2520" w:hanging="360"/>
+      </w:pPr>
+      <w:rPr>
+        <w:rFonts w:ascii="Symbol" w:hAnsi="Symbol" w:hint="default"/>
+      </w:rPr>
+    </w:lvl>
+    <w:lvl w:ilvl="4" w:tplc="04090003" w:tentative="1">
+      <w:start w:val="1"/>
+      <w:numFmt w:val="bullet"/>
+      <w:lvlText w:val="o"/>
+      <w:lvlJc w:val="left"/>
+      <w:pPr>
+        <w:ind w:left="3240" w:hanging="360"/>
+      </w:pPr>
+      <w:rPr>
+        <w:rFonts w:ascii="Courier New" w:hAnsi="Courier New" w:cs="Courier New" w:hint="default"/>
+      </w:rPr>
+    </w:lvl>
+    <w:lvl w:ilvl="5" w:tplc="04090005" w:tentative="1">
+      <w:start w:val="1"/>
+      <w:numFmt w:val="bullet"/>
+      <w:lvlText w:val=""/>
+      <w:lvlJc w:val="left"/>
+      <w:pPr>
+        <w:ind w:left="3960" w:hanging="360"/>
+      </w:pPr>
+      <w:rPr>
+        <w:rFonts w:ascii="Wingdings" w:hAnsi="Wingdings" w:hint="default"/>
+      </w:rPr>
+    </w:lvl>
+    <w:lvl w:ilvl="6" w:tplc="04090001" w:tentative="1">
+      <w:start w:val="1"/>
+      <w:numFmt w:val="bullet"/>
+      <w:lvlText w:val=""/>
+      <w:lvlJc w:val="left"/>
+      <w:pPr>
+        <w:ind w:left="4680" w:hanging="360"/>
+      </w:pPr>
+      <w:rPr>
+        <w:rFonts w:ascii="Symbol" w:hAnsi="Symbol" w:hint="default"/>
+      </w:rPr>
+    </w:lvl>
+    <w:lvl w:ilvl="7" w:tplc="04090003" w:tentative="1">
+      <w:start w:val="1"/>
+      <w:numFmt w:val="bullet"/>
+      <w:lvlText w:val="o"/>
+      <w:lvlJc w:val="left"/>
+      <w:pPr>
+        <w:ind w:left="5400" w:hanging="360"/>
+      </w:pPr>
+      <w:rPr>
+        <w:rFonts w:ascii="Courier New" w:hAnsi="Courier New" w:cs="Courier New" w:hint="default"/>
+      </w:rPr>
+    </w:lvl>
+    <w:lvl w:ilvl="8" w:tplc="04090005" w:tentative="1">
+      <w:start w:val="1"/>
+      <w:numFmt w:val="bullet"/>
+      <w:lvlText w:val=""/>
+      <w:lvlJc w:val="left"/>
+      <w:pPr>
+        <w:ind w:left="6120" w:hanging="360"/>
+      </w:pPr>
+      <w:rPr>
+        <w:rFonts w:ascii="Wingdings" w:hAnsi="Wingdings" w:hint="default"/>
+      </w:rPr>
+    </w:lvl>
+  </w:abstractNum>
+  <w:abstractNum w:abstractNumId="21">
     <w:nsid w:val="5EFA5B7F"/>
     <w:multiLevelType w:val="hybridMultilevel"/>
     <w:tmpl w:val="BC908D72"/>
@@ -4808,7 +5321,7 @@
       </w:rPr>
     </w:lvl>
   </w:abstractNum>
-  <w:abstractNum w:abstractNumId="18">
+  <w:abstractNum w:abstractNumId="22">
     <w:nsid w:val="5FA03DC3"/>
     <w:multiLevelType w:val="hybridMultilevel"/>
     <w:tmpl w:val="6AD4A6C2"/>
@@ -4921,7 +5434,7 @@
       </w:rPr>
     </w:lvl>
   </w:abstractNum>
-  <w:abstractNum w:abstractNumId="19">
+  <w:abstractNum w:abstractNumId="23">
     <w:nsid w:val="60E046BA"/>
     <w:multiLevelType w:val="hybridMultilevel"/>
     <w:tmpl w:val="42529D7C"/>
@@ -5034,7 +5547,7 @@
       </w:rPr>
     </w:lvl>
   </w:abstractNum>
-  <w:abstractNum w:abstractNumId="20">
+  <w:abstractNum w:abstractNumId="24">
     <w:nsid w:val="60FE3727"/>
     <w:multiLevelType w:val="hybridMultilevel"/>
     <w:tmpl w:val="06E0FE5A"/>
@@ -5147,7 +5660,7 @@
       </w:rPr>
     </w:lvl>
   </w:abstractNum>
-  <w:abstractNum w:abstractNumId="21">
+  <w:abstractNum w:abstractNumId="25">
     <w:nsid w:val="6A50425C"/>
     <w:multiLevelType w:val="hybridMultilevel"/>
     <w:tmpl w:val="EE5281B0"/>
@@ -5260,7 +5773,7 @@
       </w:rPr>
     </w:lvl>
   </w:abstractNum>
-  <w:abstractNum w:abstractNumId="22">
+  <w:abstractNum w:abstractNumId="26">
     <w:nsid w:val="6BB300E2"/>
     <w:multiLevelType w:val="hybridMultilevel"/>
     <w:tmpl w:val="0C6AA49E"/>
@@ -5373,7 +5886,7 @@
       </w:rPr>
     </w:lvl>
   </w:abstractNum>
-  <w:abstractNum w:abstractNumId="23">
+  <w:abstractNum w:abstractNumId="27">
     <w:nsid w:val="70634E35"/>
     <w:multiLevelType w:val="hybridMultilevel"/>
     <w:tmpl w:val="032E34EA"/>
@@ -5486,7 +5999,7 @@
       </w:rPr>
     </w:lvl>
   </w:abstractNum>
-  <w:abstractNum w:abstractNumId="24">
+  <w:abstractNum w:abstractNumId="28">
     <w:nsid w:val="70B81DB1"/>
     <w:multiLevelType w:val="hybridMultilevel"/>
     <w:tmpl w:val="8F9E2988"/>
@@ -5599,7 +6112,7 @@
       </w:rPr>
     </w:lvl>
   </w:abstractNum>
-  <w:abstractNum w:abstractNumId="25">
+  <w:abstractNum w:abstractNumId="29">
     <w:nsid w:val="74675B2C"/>
     <w:multiLevelType w:val="hybridMultilevel"/>
     <w:tmpl w:val="CA4A17F6"/>
@@ -5712,7 +6225,7 @@
       </w:rPr>
     </w:lvl>
   </w:abstractNum>
-  <w:abstractNum w:abstractNumId="26">
+  <w:abstractNum w:abstractNumId="30">
     <w:nsid w:val="7A2F30BB"/>
     <w:multiLevelType w:val="hybridMultilevel"/>
     <w:tmpl w:val="733085D4"/>
@@ -5825,7 +6338,7 @@
       </w:rPr>
     </w:lvl>
   </w:abstractNum>
-  <w:abstractNum w:abstractNumId="27">
+  <w:abstractNum w:abstractNumId="31">
     <w:nsid w:val="7FE72477"/>
     <w:multiLevelType w:val="hybridMultilevel"/>
     <w:tmpl w:val="BDC6FB42"/>
@@ -5938,13 +6451,13 @@
     </w:lvl>
   </w:abstractNum>
   <w:num w:numId="1">
-    <w:abstractNumId w:val="14"/>
+    <w:abstractNumId w:val="16"/>
   </w:num>
   <w:num w:numId="2">
-    <w:abstractNumId w:val="27"/>
+    <w:abstractNumId w:val="31"/>
   </w:num>
   <w:num w:numId="3">
-    <w:abstractNumId w:val="18"/>
+    <w:abstractNumId w:val="22"/>
   </w:num>
   <w:num w:numId="4">
     <w:abstractNumId w:val="0"/>
@@ -5953,58 +6466,58 @@
     <w:abstractNumId w:val="9"/>
   </w:num>
   <w:num w:numId="6">
-    <w:abstractNumId w:val="19"/>
+    <w:abstractNumId w:val="23"/>
   </w:num>
   <w:num w:numId="7">
     <w:abstractNumId w:val="2"/>
   </w:num>
   <w:num w:numId="8">
-    <w:abstractNumId w:val="22"/>
+    <w:abstractNumId w:val="26"/>
   </w:num>
   <w:num w:numId="9">
-    <w:abstractNumId w:val="21"/>
+    <w:abstractNumId w:val="25"/>
   </w:num>
   <w:num w:numId="10">
-    <w:abstractNumId w:val="23"/>
+    <w:abstractNumId w:val="27"/>
   </w:num>
   <w:num w:numId="11">
-    <w:abstractNumId w:val="25"/>
+    <w:abstractNumId w:val="29"/>
   </w:num>
   <w:num w:numId="12">
-    <w:abstractNumId w:val="26"/>
+    <w:abstractNumId w:val="30"/>
   </w:num>
   <w:num w:numId="13">
-    <w:abstractNumId w:val="16"/>
+    <w:abstractNumId w:val="19"/>
   </w:num>
   <w:num w:numId="14">
-    <w:abstractNumId w:val="12"/>
+    <w:abstractNumId w:val="13"/>
   </w:num>
   <w:num w:numId="15">
     <w:abstractNumId w:val="7"/>
   </w:num>
   <w:num w:numId="16">
-    <w:abstractNumId w:val="11"/>
+    <w:abstractNumId w:val="12"/>
   </w:num>
   <w:num w:numId="17">
-    <w:abstractNumId w:val="20"/>
+    <w:abstractNumId w:val="24"/>
   </w:num>
   <w:num w:numId="18">
-    <w:abstractNumId w:val="24"/>
+    <w:abstractNumId w:val="28"/>
   </w:num>
   <w:num w:numId="19">
     <w:abstractNumId w:val="6"/>
   </w:num>
   <w:num w:numId="20">
-    <w:abstractNumId w:val="13"/>
+    <w:abstractNumId w:val="14"/>
   </w:num>
   <w:num w:numId="21">
-    <w:abstractNumId w:val="15"/>
+    <w:abstractNumId w:val="17"/>
   </w:num>
   <w:num w:numId="22">
     <w:abstractNumId w:val="4"/>
   </w:num>
   <w:num w:numId="23">
-    <w:abstractNumId w:val="17"/>
+    <w:abstractNumId w:val="21"/>
   </w:num>
   <w:num w:numId="24">
     <w:abstractNumId w:val="5"/>
@@ -6020,6 +6533,18 @@
   </w:num>
   <w:num w:numId="28">
     <w:abstractNumId w:val="10"/>
+  </w:num>
+  <w:num w:numId="29">
+    <w:abstractNumId w:val="15"/>
+  </w:num>
+  <w:num w:numId="30">
+    <w:abstractNumId w:val="20"/>
+  </w:num>
+  <w:num w:numId="31">
+    <w:abstractNumId w:val="11"/>
+  </w:num>
+  <w:num w:numId="32">
+    <w:abstractNumId w:val="18"/>
   </w:num>
 </w:numbering>
 </file>

--- a/Rodrigo/Vue .Net/Rodrigo Fernandez.docx
+++ b/Rodrigo/Vue .Net/Rodrigo Fernandez.docx
@@ -143,13 +143,15 @@
         <w:rPr>
           <w:szCs w:val="24"/>
         </w:rPr>
-        <w:t>www.linkedin.com/in/rodrigobermejo-fernández-9a5a0664</w:t>
-      </w:r>
-      <w:r>
-        <w:rPr>
-          <w:szCs w:val="24"/>
-        </w:rPr>
-        <w:t xml:space="preserve"> | </w:t>
+        <w:t>https://www.linkedin.com/in/rodrigo-bermejo-fern%C3%A1ndez-9a5a0664/</w:t>
+      </w:r>
+      <w:bookmarkStart w:id="0" w:name="_GoBack"/>
+      <w:bookmarkEnd w:id="0"/>
+      <w:r>
+        <w:rPr>
+          <w:szCs w:val="24"/>
+        </w:rPr>
+        <w:t xml:space="preserve">| </w:t>
       </w:r>
       <w:r>
         <w:rPr>
@@ -2819,8 +2821,6 @@
         </w:rPr>
         <w:t>)</w:t>
       </w:r>
-      <w:bookmarkStart w:id="0" w:name="_GoBack"/>
-      <w:bookmarkEnd w:id="0"/>
     </w:p>
     <w:sectPr>
       <w:pgSz w:w="12240" w:h="15840"/>

--- a/Rodrigo/Vue .Net/Rodrigo Fernandez.docx
+++ b/Rodrigo/Vue .Net/Rodrigo Fernandez.docx
@@ -119,46 +119,15 @@
           <w:szCs w:val="24"/>
         </w:rPr>
         <w:br/>
-        <w:t xml:space="preserve">Katy, Texas </w:t>
-      </w:r>
-      <w:r>
-        <w:rPr>
-          <w:szCs w:val="24"/>
-        </w:rPr>
-        <w:t xml:space="preserve">| </w:t>
-      </w:r>
-      <w:r>
-        <w:rPr>
-          <w:szCs w:val="24"/>
-        </w:rPr>
-        <w:t>+1 (407) 801-1287</w:t>
-      </w:r>
-      <w:r>
-        <w:rPr>
-          <w:szCs w:val="24"/>
-        </w:rPr>
-        <w:t xml:space="preserve"> | </w:t>
-      </w:r>
-      <w:r>
-        <w:rPr>
-          <w:szCs w:val="24"/>
-        </w:rPr>
-        <w:t>https://www.linkedin.com/in/rodrigo-bermejo-fern%C3%A1ndez-9a5a0664/</w:t>
+      </w:r>
+      <w:r>
+        <w:rPr>
+          <w:szCs w:val="24"/>
+        </w:rPr>
+        <w:t>Katy, Texas | +1 (430) 279-2231| https://www.linkedin.com/in/rodrigo-bermejo-fern%C3%A1ndez-9a5a0664/| rodrigobfdev@gmail.com</w:t>
       </w:r>
       <w:bookmarkStart w:id="0" w:name="_GoBack"/>
       <w:bookmarkEnd w:id="0"/>
-      <w:r>
-        <w:rPr>
-          <w:szCs w:val="24"/>
-        </w:rPr>
-        <w:t xml:space="preserve">| </w:t>
-      </w:r>
-      <w:r>
-        <w:rPr>
-          <w:szCs w:val="24"/>
-        </w:rPr>
-        <w:t>rodrigobfdev@gmail.com</w:t>
-      </w:r>
     </w:p>
     <w:p>
       <w:pPr>
